--- a/lessons/3-2/downloads/reveal/teacher/3.2-homework-packet.docx
+++ b/lessons/3-2/downloads/reveal/teacher/3.2-homework-packet.docx
@@ -15,10 +15,28 @@
         <w:rPr>
           <w:rFonts w:ascii="Avenir Next" w:hAnsi="Avenir Next" w:cs="Avenir Next" w:eastAsia="Avenir Next"/>
           <w:color w:val="1A1A1A"/>
+          <w:sz w:val="22"/>
+          <w:szCs w:val="20"/>
+        </w:rPr>
+        <w:t xml:space="preserve">Name</w:t>
+      </w:r>
+      <w:r>
+        <w:rPr>
+          <w:rFonts w:ascii="Avenir Next" w:hAnsi="Avenir Next" w:cs="Avenir Next" w:eastAsia="Avenir Next"/>
+          <w:color w:val="1A1A1A"/>
           <w:sz w:val="20"/>
           <w:szCs w:val="20"/>
         </w:rPr>
-        <w:t xml:space="preserve">Name</w:t>
+        <w:tab/>
+      </w:r>
+      <w:r>
+        <w:rPr>
+          <w:rFonts w:ascii="Avenir Next" w:hAnsi="Avenir Next" w:cs="Avenir Next" w:eastAsia="Avenir Next"/>
+          <w:color w:val="1A1A1A"/>
+          <w:sz w:val="22"/>
+          <w:szCs w:val="20"/>
+        </w:rPr>
+        <w:t xml:space="preserve">   Date</w:t>
       </w:r>
       <w:r>
         <w:rPr>
@@ -33,25 +51,7 @@
         <w:rPr>
           <w:rFonts w:ascii="Avenir Next" w:hAnsi="Avenir Next" w:cs="Avenir Next" w:eastAsia="Avenir Next"/>
           <w:color w:val="1A1A1A"/>
-          <w:sz w:val="20"/>
-          <w:szCs w:val="20"/>
-        </w:rPr>
-        <w:t xml:space="preserve">   Date</w:t>
-      </w:r>
-      <w:r>
-        <w:rPr>
-          <w:rFonts w:ascii="Avenir Next" w:hAnsi="Avenir Next" w:cs="Avenir Next" w:eastAsia="Avenir Next"/>
-          <w:color w:val="1A1A1A"/>
-          <w:sz w:val="20"/>
-          <w:szCs w:val="20"/>
-        </w:rPr>
-        <w:tab/>
-      </w:r>
-      <w:r>
-        <w:rPr>
-          <w:rFonts w:ascii="Avenir Next" w:hAnsi="Avenir Next" w:cs="Avenir Next" w:eastAsia="Avenir Next"/>
-          <w:color w:val="1A1A1A"/>
-          <w:sz w:val="20"/>
+          <w:sz w:val="22"/>
           <w:szCs w:val="20"/>
         </w:rPr>
         <w:t xml:space="preserve">   Period</w:t>
@@ -78,7 +78,7 @@
           <w:caps/>
           <w:color w:val="003A70"/>
           <w:spacing w:val="12"/>
-          <w:sz w:val="19"/>
+          <w:sz w:val="22"/>
           <w:szCs w:val="19"/>
         </w:rPr>
         <w:t xml:space="preserve">Lesson 3-2  ·  Homework Packet  ·  Sheet 1 of 2</w:t>
@@ -86,6 +86,7 @@
     </w:p>
     <w:p>
       <w:pPr>
+        <w:pStyle w:val="Heading1"/>
         <w:keepNext/>
         <w:spacing w:before="0" w:after="0" w:line="240" w:lineRule="auto"/>
       </w:pPr>
@@ -111,7 +112,7 @@
         <w:rPr>
           <w:rFonts w:ascii="Avenir Next" w:hAnsi="Avenir Next" w:cs="Avenir Next" w:eastAsia="Avenir Next"/>
           <w:color w:val="5A5F66"/>
-          <w:sz w:val="17"/>
+          <w:sz w:val="22"/>
           <w:szCs w:val="17"/>
         </w:rPr>
         <w:t xml:space="preserve">Maryland Standard 6.RP.A.2   ·   Learning target — I can find a unit rate and use rate language such as “per hour” or “each.”</w:t>
@@ -158,6 +159,7 @@
           </w:tcPr>
           <w:p>
             <w:pPr>
+              <w:pStyle w:val="Heading2"/>
               <w:spacing w:before="0" w:after="0" w:line="240" w:lineRule="auto"/>
             </w:pPr>
             <w:r>
@@ -185,44 +187,44 @@
                 <w:rFonts w:ascii="Avenir Next" w:hAnsi="Avenir Next" w:cs="Avenir Next" w:eastAsia="Avenir Next"/>
                 <w:b/>
                 <w:color w:val="003A70"/>
+                <w:sz w:val="22"/>
+                <w:szCs w:val="18"/>
+              </w:rPr>
+              <w:t xml:space="preserve">•</w:t>
+            </w:r>
+            <w:r>
+              <w:rPr>
+                <w:rFonts w:ascii="Avenir Next" w:hAnsi="Avenir Next" w:cs="Avenir Next" w:eastAsia="Avenir Next"/>
+                <w:color w:val="1A1A1A"/>
                 <w:sz w:val="18"/>
                 <w:szCs w:val="18"/>
               </w:rPr>
-              <w:t xml:space="preserve">•</w:t>
-            </w:r>
-            <w:r>
-              <w:rPr>
-                <w:rFonts w:ascii="Avenir Next" w:hAnsi="Avenir Next" w:cs="Avenir Next" w:eastAsia="Avenir Next"/>
-                <w:color w:val="1A1A1A"/>
-                <w:sz w:val="18"/>
+              <w:tab/>
+            </w:r>
+            <w:r>
+              <w:rPr>
+                <w:rFonts w:ascii="Avenir Next" w:hAnsi="Avenir Next" w:cs="Avenir Next" w:eastAsia="Avenir Next"/>
+                <w:color w:val="1A1A1A"/>
+                <w:sz w:val="22"/>
                 <w:szCs w:val="18"/>
               </w:rPr>
-              <w:tab/>
-            </w:r>
-            <w:r>
-              <w:rPr>
-                <w:rFonts w:ascii="Avenir Next" w:hAnsi="Avenir Next" w:cs="Avenir Next" w:eastAsia="Avenir Next"/>
-                <w:color w:val="1A1A1A"/>
-                <w:sz w:val="18"/>
+              <w:t xml:space="preserve">A </w:t>
+            </w:r>
+            <w:r>
+              <w:rPr>
+                <w:rFonts w:ascii="Avenir Next" w:hAnsi="Avenir Next" w:cs="Avenir Next" w:eastAsia="Avenir Next"/>
+                <w:b/>
+                <w:color w:val="1A1A1A"/>
+                <w:sz w:val="22"/>
                 <w:szCs w:val="18"/>
               </w:rPr>
-              <w:t xml:space="preserve">A </w:t>
-            </w:r>
-            <w:r>
-              <w:rPr>
-                <w:rFonts w:ascii="Avenir Next" w:hAnsi="Avenir Next" w:cs="Avenir Next" w:eastAsia="Avenir Next"/>
-                <w:b/>
-                <w:color w:val="1A1A1A"/>
-                <w:sz w:val="18"/>
-                <w:szCs w:val="18"/>
-              </w:rPr>
               <w:t xml:space="preserve">rate</w:t>
             </w:r>
             <w:r>
               <w:rPr>
                 <w:rFonts w:ascii="Avenir Next" w:hAnsi="Avenir Next" w:cs="Avenir Next" w:eastAsia="Avenir Next"/>
                 <w:color w:val="1A1A1A"/>
-                <w:sz w:val="18"/>
+                <w:sz w:val="22"/>
                 <w:szCs w:val="18"/>
               </w:rPr>
               <w:t xml:space="preserve"> compares two quantities with different units, like 150 miles in 3 hours.</w:t>
@@ -241,63 +243,63 @@
                 <w:rFonts w:ascii="Avenir Next" w:hAnsi="Avenir Next" w:cs="Avenir Next" w:eastAsia="Avenir Next"/>
                 <w:b/>
                 <w:color w:val="003A70"/>
+                <w:sz w:val="22"/>
+                <w:szCs w:val="18"/>
+              </w:rPr>
+              <w:t xml:space="preserve">•</w:t>
+            </w:r>
+            <w:r>
+              <w:rPr>
+                <w:rFonts w:ascii="Avenir Next" w:hAnsi="Avenir Next" w:cs="Avenir Next" w:eastAsia="Avenir Next"/>
+                <w:color w:val="1A1A1A"/>
                 <w:sz w:val="18"/>
                 <w:szCs w:val="18"/>
               </w:rPr>
-              <w:t xml:space="preserve">•</w:t>
-            </w:r>
-            <w:r>
-              <w:rPr>
-                <w:rFonts w:ascii="Avenir Next" w:hAnsi="Avenir Next" w:cs="Avenir Next" w:eastAsia="Avenir Next"/>
-                <w:color w:val="1A1A1A"/>
-                <w:sz w:val="18"/>
+              <w:tab/>
+            </w:r>
+            <w:r>
+              <w:rPr>
+                <w:rFonts w:ascii="Avenir Next" w:hAnsi="Avenir Next" w:cs="Avenir Next" w:eastAsia="Avenir Next"/>
+                <w:color w:val="1A1A1A"/>
+                <w:sz w:val="22"/>
                 <w:szCs w:val="18"/>
               </w:rPr>
-              <w:tab/>
-            </w:r>
-            <w:r>
-              <w:rPr>
-                <w:rFonts w:ascii="Avenir Next" w:hAnsi="Avenir Next" w:cs="Avenir Next" w:eastAsia="Avenir Next"/>
-                <w:color w:val="1A1A1A"/>
-                <w:sz w:val="18"/>
+              <w:t xml:space="preserve">A </w:t>
+            </w:r>
+            <w:r>
+              <w:rPr>
+                <w:rFonts w:ascii="Avenir Next" w:hAnsi="Avenir Next" w:cs="Avenir Next" w:eastAsia="Avenir Next"/>
+                <w:b/>
+                <w:color w:val="1A1A1A"/>
+                <w:sz w:val="22"/>
                 <w:szCs w:val="18"/>
               </w:rPr>
-              <w:t xml:space="preserve">A </w:t>
-            </w:r>
-            <w:r>
-              <w:rPr>
-                <w:rFonts w:ascii="Avenir Next" w:hAnsi="Avenir Next" w:cs="Avenir Next" w:eastAsia="Avenir Next"/>
-                <w:b/>
-                <w:color w:val="1A1A1A"/>
-                <w:sz w:val="18"/>
+              <w:t xml:space="preserve">unit rate</w:t>
+            </w:r>
+            <w:r>
+              <w:rPr>
+                <w:rFonts w:ascii="Avenir Next" w:hAnsi="Avenir Next" w:cs="Avenir Next" w:eastAsia="Avenir Next"/>
+                <w:color w:val="1A1A1A"/>
+                <w:sz w:val="22"/>
                 <w:szCs w:val="18"/>
               </w:rPr>
-              <w:t xml:space="preserve">unit rate</w:t>
-            </w:r>
-            <w:r>
-              <w:rPr>
-                <w:rFonts w:ascii="Avenir Next" w:hAnsi="Avenir Next" w:cs="Avenir Next" w:eastAsia="Avenir Next"/>
-                <w:color w:val="1A1A1A"/>
-                <w:sz w:val="18"/>
+              <w:t xml:space="preserve"> is the amount for </w:t>
+            </w:r>
+            <w:r>
+              <w:rPr>
+                <w:rFonts w:ascii="Avenir Next" w:hAnsi="Avenir Next" w:cs="Avenir Next" w:eastAsia="Avenir Next"/>
+                <w:b/>
+                <w:color w:val="1A1A1A"/>
+                <w:sz w:val="22"/>
                 <w:szCs w:val="18"/>
               </w:rPr>
-              <w:t xml:space="preserve"> is the amount for </w:t>
-            </w:r>
-            <w:r>
-              <w:rPr>
-                <w:rFonts w:ascii="Avenir Next" w:hAnsi="Avenir Next" w:cs="Avenir Next" w:eastAsia="Avenir Next"/>
-                <w:b/>
-                <w:color w:val="1A1A1A"/>
-                <w:sz w:val="18"/>
-                <w:szCs w:val="18"/>
-              </w:rPr>
               <w:t xml:space="preserve">1</w:t>
             </w:r>
             <w:r>
               <w:rPr>
                 <w:rFonts w:ascii="Avenir Next" w:hAnsi="Avenir Next" w:cs="Avenir Next" w:eastAsia="Avenir Next"/>
                 <w:color w:val="1A1A1A"/>
-                <w:sz w:val="18"/>
+                <w:sz w:val="22"/>
                 <w:szCs w:val="18"/>
               </w:rPr>
               <w:t xml:space="preserve"> unit. Divide the first amount by the second.</w:t>
@@ -316,46 +318,65 @@
                 <w:rFonts w:ascii="Avenir Next" w:hAnsi="Avenir Next" w:cs="Avenir Next" w:eastAsia="Avenir Next"/>
                 <w:b/>
                 <w:color w:val="003A70"/>
+                <w:sz w:val="22"/>
+                <w:szCs w:val="18"/>
+              </w:rPr>
+              <w:t xml:space="preserve">•</w:t>
+            </w:r>
+            <w:r>
+              <w:rPr>
+                <w:rFonts w:ascii="Avenir Next" w:hAnsi="Avenir Next" w:cs="Avenir Next" w:eastAsia="Avenir Next"/>
+                <w:color w:val="1A1A1A"/>
                 <w:sz w:val="18"/>
                 <w:szCs w:val="18"/>
               </w:rPr>
-              <w:t xml:space="preserve">•</w:t>
-            </w:r>
-            <w:r>
-              <w:rPr>
-                <w:rFonts w:ascii="Avenir Next" w:hAnsi="Avenir Next" w:cs="Avenir Next" w:eastAsia="Avenir Next"/>
-                <w:color w:val="1A1A1A"/>
-                <w:sz w:val="18"/>
+              <w:tab/>
+            </w:r>
+            <w:r>
+              <w:rPr>
+                <w:rFonts w:ascii="Avenir Next" w:hAnsi="Avenir Next" w:cs="Avenir Next" w:eastAsia="Avenir Next"/>
+                <w:color w:val="1A1A1A"/>
+                <w:sz w:val="22"/>
                 <w:szCs w:val="18"/>
               </w:rPr>
-              <w:tab/>
-            </w:r>
-            <w:r>
-              <w:rPr>
-                <w:rFonts w:ascii="Avenir Next" w:hAnsi="Avenir Next" w:cs="Avenir Next" w:eastAsia="Avenir Next"/>
-                <w:color w:val="1A1A1A"/>
-                <w:sz w:val="18"/>
+              <w:t xml:space="preserve">Use rate words: </w:t>
+            </w:r>
+            <w:r>
+              <w:rPr>
+                <w:rFonts w:ascii="Avenir Next" w:hAnsi="Avenir Next" w:cs="Avenir Next" w:eastAsia="Avenir Next"/>
+                <w:b/>
+                <w:color w:val="1A1A1A"/>
+                <w:sz w:val="22"/>
                 <w:szCs w:val="18"/>
               </w:rPr>
-              <w:t xml:space="preserve">Use rate words: </w:t>
-            </w:r>
-            <w:r>
-              <w:rPr>
-                <w:rFonts w:ascii="Avenir Next" w:hAnsi="Avenir Next" w:cs="Avenir Next" w:eastAsia="Avenir Next"/>
-                <w:b/>
-                <w:color w:val="1A1A1A"/>
-                <w:sz w:val="18"/>
+              <w:t xml:space="preserve">per</w:t>
+            </w:r>
+            <w:r>
+              <w:rPr>
+                <w:rFonts w:ascii="Avenir Next" w:hAnsi="Avenir Next" w:cs="Avenir Next" w:eastAsia="Avenir Next"/>
+                <w:color w:val="1A1A1A"/>
+                <w:sz w:val="22"/>
                 <w:szCs w:val="18"/>
               </w:rPr>
-              <w:t xml:space="preserve">per</w:t>
-            </w:r>
-            <w:r>
-              <w:rPr>
-                <w:rFonts w:ascii="Avenir Next" w:hAnsi="Avenir Next" w:cs="Avenir Next" w:eastAsia="Avenir Next"/>
-                <w:color w:val="1A1A1A"/>
-                <w:sz w:val="18"/>
+              <w:t xml:space="preserve">, </w:t>
+            </w:r>
+            <w:r>
+              <w:rPr>
+                <w:rFonts w:ascii="Avenir Next" w:hAnsi="Avenir Next" w:cs="Avenir Next" w:eastAsia="Avenir Next"/>
+                <w:b/>
+                <w:color w:val="1A1A1A"/>
+                <w:sz w:val="22"/>
                 <w:szCs w:val="18"/>
               </w:rPr>
+              <w:t xml:space="preserve">each</w:t>
+            </w:r>
+            <w:r>
+              <w:rPr>
+                <w:rFonts w:ascii="Avenir Next" w:hAnsi="Avenir Next" w:cs="Avenir Next" w:eastAsia="Avenir Next"/>
+                <w:color w:val="1A1A1A"/>
+                <w:sz w:val="22"/>
+                <w:szCs w:val="18"/>
+              </w:rPr>
               <w:t xml:space="preserve">, </w:t>
             </w:r>
             <w:r>
@@ -363,35 +384,16 @@
                 <w:rFonts w:ascii="Avenir Next" w:hAnsi="Avenir Next" w:cs="Avenir Next" w:eastAsia="Avenir Next"/>
                 <w:b/>
                 <w:color w:val="1A1A1A"/>
-                <w:sz w:val="18"/>
+                <w:sz w:val="22"/>
                 <w:szCs w:val="18"/>
               </w:rPr>
-              <w:t xml:space="preserve">each</w:t>
-            </w:r>
-            <w:r>
-              <w:rPr>
-                <w:rFonts w:ascii="Avenir Next" w:hAnsi="Avenir Next" w:cs="Avenir Next" w:eastAsia="Avenir Next"/>
-                <w:color w:val="1A1A1A"/>
-                <w:sz w:val="18"/>
-                <w:szCs w:val="18"/>
-              </w:rPr>
-              <w:t xml:space="preserve">, </w:t>
-            </w:r>
-            <w:r>
-              <w:rPr>
-                <w:rFonts w:ascii="Avenir Next" w:hAnsi="Avenir Next" w:cs="Avenir Next" w:eastAsia="Avenir Next"/>
-                <w:b/>
-                <w:color w:val="1A1A1A"/>
-                <w:sz w:val="18"/>
-                <w:szCs w:val="18"/>
-              </w:rPr>
               <w:t xml:space="preserve">for every 1</w:t>
             </w:r>
             <w:r>
               <w:rPr>
                 <w:rFonts w:ascii="Avenir Next" w:hAnsi="Avenir Next" w:cs="Avenir Next" w:eastAsia="Avenir Next"/>
                 <w:color w:val="1A1A1A"/>
-                <w:sz w:val="18"/>
+                <w:sz w:val="22"/>
                 <w:szCs w:val="18"/>
               </w:rPr>
               <w:t xml:space="preserve">. Always label the units.</w:t>
@@ -406,6 +408,7 @@
           </w:tcPr>
           <w:p>
             <w:pPr>
+              <w:pStyle w:val="Heading2"/>
               <w:spacing w:before="0" w:after="0" w:line="240" w:lineRule="auto"/>
             </w:pPr>
             <w:r>
@@ -428,7 +431,7 @@
               <w:rPr>
                 <w:rFonts w:ascii="Avenir Next" w:hAnsi="Avenir Next" w:cs="Avenir Next" w:eastAsia="Avenir Next"/>
                 <w:color w:val="1A1A1A"/>
-                <w:sz w:val="17"/>
+                <w:sz w:val="22"/>
                 <w:szCs w:val="17"/>
               </w:rPr>
               <w:t xml:space="preserve">A printer prints 72 pages in 4 minutes. Find the pages per minute.</w:t>
@@ -447,25 +450,25 @@
                 <w:rFonts w:ascii="Avenir Next" w:hAnsi="Avenir Next" w:cs="Avenir Next" w:eastAsia="Avenir Next"/>
                 <w:b/>
                 <w:color w:val="003A70"/>
+                <w:sz w:val="22"/>
+                <w:szCs w:val="17"/>
+              </w:rPr>
+              <w:t xml:space="preserve">Step 1</w:t>
+            </w:r>
+            <w:r>
+              <w:rPr>
+                <w:rFonts w:ascii="Avenir Next" w:hAnsi="Avenir Next" w:cs="Avenir Next" w:eastAsia="Avenir Next"/>
+                <w:color w:val="1A1A1A"/>
                 <w:sz w:val="17"/>
                 <w:szCs w:val="17"/>
               </w:rPr>
-              <w:t xml:space="preserve">Step 1</w:t>
-            </w:r>
-            <w:r>
-              <w:rPr>
-                <w:rFonts w:ascii="Avenir Next" w:hAnsi="Avenir Next" w:cs="Avenir Next" w:eastAsia="Avenir Next"/>
-                <w:color w:val="1A1A1A"/>
-                <w:sz w:val="17"/>
-                <w:szCs w:val="17"/>
-              </w:rPr>
               <w:tab/>
             </w:r>
             <w:r>
               <w:rPr>
                 <w:rFonts w:ascii="Avenir Next" w:hAnsi="Avenir Next" w:cs="Avenir Next" w:eastAsia="Avenir Next"/>
                 <w:color w:val="1A1A1A"/>
-                <w:sz w:val="17"/>
+                <w:sz w:val="22"/>
                 <w:szCs w:val="17"/>
               </w:rPr>
               <w:t xml:space="preserve">Write the rate: 72 pages for 4 minutes</w:t>
@@ -484,25 +487,25 @@
                 <w:rFonts w:ascii="Avenir Next" w:hAnsi="Avenir Next" w:cs="Avenir Next" w:eastAsia="Avenir Next"/>
                 <w:b/>
                 <w:color w:val="003A70"/>
+                <w:sz w:val="22"/>
+                <w:szCs w:val="17"/>
+              </w:rPr>
+              <w:t xml:space="preserve">Step 2</w:t>
+            </w:r>
+            <w:r>
+              <w:rPr>
+                <w:rFonts w:ascii="Avenir Next" w:hAnsi="Avenir Next" w:cs="Avenir Next" w:eastAsia="Avenir Next"/>
+                <w:color w:val="1A1A1A"/>
                 <w:sz w:val="17"/>
                 <w:szCs w:val="17"/>
               </w:rPr>
-              <w:t xml:space="preserve">Step 2</w:t>
-            </w:r>
-            <w:r>
-              <w:rPr>
-                <w:rFonts w:ascii="Avenir Next" w:hAnsi="Avenir Next" w:cs="Avenir Next" w:eastAsia="Avenir Next"/>
-                <w:color w:val="1A1A1A"/>
-                <w:sz w:val="17"/>
-                <w:szCs w:val="17"/>
-              </w:rPr>
               <w:tab/>
             </w:r>
             <w:r>
               <w:rPr>
                 <w:rFonts w:ascii="Avenir Next" w:hAnsi="Avenir Next" w:cs="Avenir Next" w:eastAsia="Avenir Next"/>
                 <w:color w:val="1A1A1A"/>
-                <w:sz w:val="17"/>
+                <w:sz w:val="22"/>
                 <w:szCs w:val="17"/>
               </w:rPr>
               <w:t xml:space="preserve">Divide: 72 ÷ 4 = 18</w:t>
@@ -521,18 +524,18 @@
                 <w:rFonts w:ascii="Avenir Next" w:hAnsi="Avenir Next" w:cs="Avenir Next" w:eastAsia="Avenir Next"/>
                 <w:b/>
                 <w:color w:val="1A1A1A"/>
+                <w:sz w:val="22"/>
+                <w:szCs w:val="17"/>
+              </w:rPr>
+              <w:t xml:space="preserve">Answer</w:t>
+            </w:r>
+            <w:r>
+              <w:rPr>
+                <w:rFonts w:ascii="Avenir Next" w:hAnsi="Avenir Next" w:cs="Avenir Next" w:eastAsia="Avenir Next"/>
+                <w:color w:val="1A1A1A"/>
                 <w:sz w:val="17"/>
                 <w:szCs w:val="17"/>
               </w:rPr>
-              <w:t xml:space="preserve">Answer</w:t>
-            </w:r>
-            <w:r>
-              <w:rPr>
-                <w:rFonts w:ascii="Avenir Next" w:hAnsi="Avenir Next" w:cs="Avenir Next" w:eastAsia="Avenir Next"/>
-                <w:color w:val="1A1A1A"/>
-                <w:sz w:val="17"/>
-                <w:szCs w:val="17"/>
-              </w:rPr>
               <w:tab/>
             </w:r>
             <w:r>
@@ -540,7 +543,7 @@
                 <w:rFonts w:ascii="Avenir Next" w:hAnsi="Avenir Next" w:cs="Avenir Next" w:eastAsia="Avenir Next"/>
                 <w:b/>
                 <w:color w:val="1A1A1A"/>
-                <w:sz w:val="17"/>
+                <w:sz w:val="22"/>
                 <w:szCs w:val="17"/>
               </w:rPr>
               <w:t xml:space="preserve">18 pages per minute</w:t>
@@ -551,6 +554,7 @@
     </w:tbl>
     <w:p>
       <w:pPr>
+        <w:pStyle w:val="Heading2"/>
         <w:keepNext/>
         <w:pBdr>
           <w:bottom w:val="single" w:sz="8" w:space="3" w:color="003A70"/>
@@ -566,7 +570,7 @@
           <w:b/>
           <w:color w:val="003A70"/>
           <w:spacing w:val="14"/>
-          <w:sz w:val="19"/>
+          <w:sz w:val="22"/>
           <w:szCs w:val="19"/>
         </w:rPr>
         <w:t xml:space="preserve">PRACTICE</w:t>
@@ -585,7 +589,7 @@
           <w:rFonts w:ascii="Avenir Next" w:hAnsi="Avenir Next" w:cs="Avenir Next" w:eastAsia="Avenir Next"/>
           <w:i/>
           <w:color w:val="5A5F66"/>
-          <w:sz w:val="17"/>
+          <w:sz w:val="22"/>
           <w:szCs w:val="17"/>
         </w:rPr>
         <w:t xml:space="preserve">show your work · label units</w:t>
@@ -605,25 +609,25 @@
           <w:rFonts w:ascii="Avenir Next" w:hAnsi="Avenir Next" w:cs="Avenir Next" w:eastAsia="Avenir Next"/>
           <w:b/>
           <w:color w:val="1A1A1A"/>
+          <w:sz w:val="22"/>
+          <w:szCs w:val="20"/>
+        </w:rPr>
+        <w:t xml:space="preserve">1.</w:t>
+      </w:r>
+      <w:r>
+        <w:rPr>
+          <w:rFonts w:ascii="Avenir Next" w:hAnsi="Avenir Next" w:cs="Avenir Next" w:eastAsia="Avenir Next"/>
+          <w:color w:val="1A1A1A"/>
           <w:sz w:val="20"/>
           <w:szCs w:val="20"/>
         </w:rPr>
-        <w:t xml:space="preserve">1.</w:t>
-      </w:r>
-      <w:r>
-        <w:rPr>
-          <w:rFonts w:ascii="Avenir Next" w:hAnsi="Avenir Next" w:cs="Avenir Next" w:eastAsia="Avenir Next"/>
-          <w:color w:val="1A1A1A"/>
-          <w:sz w:val="20"/>
-          <w:szCs w:val="20"/>
-        </w:rPr>
         <w:tab/>
       </w:r>
       <w:r>
         <w:rPr>
           <w:rFonts w:ascii="Avenir Next" w:hAnsi="Avenir Next" w:cs="Avenir Next" w:eastAsia="Avenir Next"/>
           <w:color w:val="1A1A1A"/>
-          <w:sz w:val="20"/>
+          <w:sz w:val="22"/>
           <w:szCs w:val="20"/>
         </w:rPr>
         <w:t xml:space="preserve">Find each unit rate.</w:t>
@@ -678,25 +682,25 @@
                 <w:rFonts w:ascii="Avenir Next" w:hAnsi="Avenir Next" w:cs="Avenir Next" w:eastAsia="Avenir Next"/>
                 <w:b/>
                 <w:color w:val="003A70"/>
+                <w:sz w:val="22"/>
+                <w:szCs w:val="20"/>
+              </w:rPr>
+              <w:t xml:space="preserve">a.</w:t>
+            </w:r>
+            <w:r>
+              <w:rPr>
+                <w:rFonts w:ascii="Avenir Next" w:hAnsi="Avenir Next" w:cs="Avenir Next" w:eastAsia="Avenir Next"/>
+                <w:color w:val="1A1A1A"/>
                 <w:sz w:val="20"/>
                 <w:szCs w:val="20"/>
               </w:rPr>
-              <w:t xml:space="preserve">a.</w:t>
-            </w:r>
-            <w:r>
-              <w:rPr>
-                <w:rFonts w:ascii="Avenir Next" w:hAnsi="Avenir Next" w:cs="Avenir Next" w:eastAsia="Avenir Next"/>
-                <w:color w:val="1A1A1A"/>
-                <w:sz w:val="20"/>
-                <w:szCs w:val="20"/>
-              </w:rPr>
               <w:tab/>
             </w:r>
             <w:r>
               <w:rPr>
                 <w:rFonts w:ascii="Avenir Next" w:hAnsi="Avenir Next" w:cs="Avenir Next" w:eastAsia="Avenir Next"/>
                 <w:color w:val="1A1A1A"/>
-                <w:sz w:val="20"/>
+                <w:sz w:val="22"/>
                 <w:szCs w:val="20"/>
               </w:rPr>
               <w:t xml:space="preserve">135 miles in 3 hours</w:t>
@@ -724,7 +728,7 @@
               <w:rPr>
                 <w:rFonts w:ascii="Avenir Next" w:hAnsi="Avenir Next" w:cs="Avenir Next" w:eastAsia="Avenir Next"/>
                 <w:color w:val="1A1A1A"/>
-                <w:sz w:val="20"/>
+                <w:sz w:val="22"/>
                 <w:szCs w:val="20"/>
               </w:rPr>
               <w:t xml:space="preserve"> mi per hour</w:t>
@@ -749,25 +753,25 @@
                 <w:rFonts w:ascii="Avenir Next" w:hAnsi="Avenir Next" w:cs="Avenir Next" w:eastAsia="Avenir Next"/>
                 <w:b/>
                 <w:color w:val="003A70"/>
+                <w:sz w:val="22"/>
+                <w:szCs w:val="20"/>
+              </w:rPr>
+              <w:t xml:space="preserve">b.</w:t>
+            </w:r>
+            <w:r>
+              <w:rPr>
+                <w:rFonts w:ascii="Avenir Next" w:hAnsi="Avenir Next" w:cs="Avenir Next" w:eastAsia="Avenir Next"/>
+                <w:color w:val="1A1A1A"/>
                 <w:sz w:val="20"/>
                 <w:szCs w:val="20"/>
               </w:rPr>
-              <w:t xml:space="preserve">b.</w:t>
-            </w:r>
-            <w:r>
-              <w:rPr>
-                <w:rFonts w:ascii="Avenir Next" w:hAnsi="Avenir Next" w:cs="Avenir Next" w:eastAsia="Avenir Next"/>
-                <w:color w:val="1A1A1A"/>
-                <w:sz w:val="20"/>
-                <w:szCs w:val="20"/>
-              </w:rPr>
               <w:tab/>
             </w:r>
             <w:r>
               <w:rPr>
                 <w:rFonts w:ascii="Avenir Next" w:hAnsi="Avenir Next" w:cs="Avenir Next" w:eastAsia="Avenir Next"/>
                 <w:color w:val="1A1A1A"/>
-                <w:sz w:val="20"/>
+                <w:sz w:val="22"/>
                 <w:szCs w:val="20"/>
               </w:rPr>
               <w:t xml:space="preserve">$48 for 6 tickets</w:t>
@@ -795,7 +799,7 @@
               <w:rPr>
                 <w:rFonts w:ascii="Avenir Next" w:hAnsi="Avenir Next" w:cs="Avenir Next" w:eastAsia="Avenir Next"/>
                 <w:color w:val="1A1A1A"/>
-                <w:sz w:val="20"/>
+                <w:sz w:val="22"/>
                 <w:szCs w:val="20"/>
               </w:rPr>
               <w:t xml:space="preserve"> per ticket</w:t>
@@ -826,25 +830,25 @@
                 <w:rFonts w:ascii="Avenir Next" w:hAnsi="Avenir Next" w:cs="Avenir Next" w:eastAsia="Avenir Next"/>
                 <w:b/>
                 <w:color w:val="003A70"/>
+                <w:sz w:val="22"/>
+                <w:szCs w:val="20"/>
+              </w:rPr>
+              <w:t xml:space="preserve">c.</w:t>
+            </w:r>
+            <w:r>
+              <w:rPr>
+                <w:rFonts w:ascii="Avenir Next" w:hAnsi="Avenir Next" w:cs="Avenir Next" w:eastAsia="Avenir Next"/>
+                <w:color w:val="1A1A1A"/>
                 <w:sz w:val="20"/>
                 <w:szCs w:val="20"/>
               </w:rPr>
-              <w:t xml:space="preserve">c.</w:t>
-            </w:r>
-            <w:r>
-              <w:rPr>
-                <w:rFonts w:ascii="Avenir Next" w:hAnsi="Avenir Next" w:cs="Avenir Next" w:eastAsia="Avenir Next"/>
-                <w:color w:val="1A1A1A"/>
-                <w:sz w:val="20"/>
-                <w:szCs w:val="20"/>
-              </w:rPr>
               <w:tab/>
             </w:r>
             <w:r>
               <w:rPr>
                 <w:rFonts w:ascii="Avenir Next" w:hAnsi="Avenir Next" w:cs="Avenir Next" w:eastAsia="Avenir Next"/>
                 <w:color w:val="1A1A1A"/>
-                <w:sz w:val="20"/>
+                <w:sz w:val="22"/>
                 <w:szCs w:val="20"/>
               </w:rPr>
               <w:t xml:space="preserve">280 words in 4 minutes</w:t>
@@ -872,7 +876,7 @@
               <w:rPr>
                 <w:rFonts w:ascii="Avenir Next" w:hAnsi="Avenir Next" w:cs="Avenir Next" w:eastAsia="Avenir Next"/>
                 <w:color w:val="1A1A1A"/>
-                <w:sz w:val="20"/>
+                <w:sz w:val="22"/>
                 <w:szCs w:val="20"/>
               </w:rPr>
               <w:t xml:space="preserve"> words per min</w:t>
@@ -897,25 +901,25 @@
                 <w:rFonts w:ascii="Avenir Next" w:hAnsi="Avenir Next" w:cs="Avenir Next" w:eastAsia="Avenir Next"/>
                 <w:b/>
                 <w:color w:val="003A70"/>
+                <w:sz w:val="22"/>
+                <w:szCs w:val="20"/>
+              </w:rPr>
+              <w:t xml:space="preserve">d.</w:t>
+            </w:r>
+            <w:r>
+              <w:rPr>
+                <w:rFonts w:ascii="Avenir Next" w:hAnsi="Avenir Next" w:cs="Avenir Next" w:eastAsia="Avenir Next"/>
+                <w:color w:val="1A1A1A"/>
                 <w:sz w:val="20"/>
                 <w:szCs w:val="20"/>
               </w:rPr>
-              <w:t xml:space="preserve">d.</w:t>
-            </w:r>
-            <w:r>
-              <w:rPr>
-                <w:rFonts w:ascii="Avenir Next" w:hAnsi="Avenir Next" w:cs="Avenir Next" w:eastAsia="Avenir Next"/>
-                <w:color w:val="1A1A1A"/>
-                <w:sz w:val="20"/>
-                <w:szCs w:val="20"/>
-              </w:rPr>
               <w:tab/>
             </w:r>
             <w:r>
               <w:rPr>
                 <w:rFonts w:ascii="Avenir Next" w:hAnsi="Avenir Next" w:cs="Avenir Next" w:eastAsia="Avenir Next"/>
                 <w:color w:val="1A1A1A"/>
-                <w:sz w:val="20"/>
+                <w:sz w:val="22"/>
                 <w:szCs w:val="20"/>
               </w:rPr>
               <w:t xml:space="preserve">84 apples in 7 bags</w:t>
@@ -943,7 +947,7 @@
               <w:rPr>
                 <w:rFonts w:ascii="Avenir Next" w:hAnsi="Avenir Next" w:cs="Avenir Next" w:eastAsia="Avenir Next"/>
                 <w:color w:val="1A1A1A"/>
-                <w:sz w:val="20"/>
+                <w:sz w:val="22"/>
                 <w:szCs w:val="20"/>
               </w:rPr>
               <w:t xml:space="preserve"> apples per bag</w:t>
@@ -971,18 +975,18 @@
           <w:rFonts w:ascii="Avenir Next" w:hAnsi="Avenir Next" w:cs="Avenir Next" w:eastAsia="Avenir Next"/>
           <w:b/>
           <w:color w:val="1A1A1A"/>
+          <w:sz w:val="22"/>
+          <w:szCs w:val="20"/>
+        </w:rPr>
+        <w:t xml:space="preserve">2.</w:t>
+      </w:r>
+      <w:r>
+        <w:rPr>
+          <w:rFonts w:ascii="Avenir Next" w:hAnsi="Avenir Next" w:cs="Avenir Next" w:eastAsia="Avenir Next"/>
+          <w:color w:val="1A1A1A"/>
           <w:sz w:val="20"/>
           <w:szCs w:val="20"/>
         </w:rPr>
-        <w:t xml:space="preserve">2.</w:t>
-      </w:r>
-      <w:r>
-        <w:rPr>
-          <w:rFonts w:ascii="Avenir Next" w:hAnsi="Avenir Next" w:cs="Avenir Next" w:eastAsia="Avenir Next"/>
-          <w:color w:val="1A1A1A"/>
-          <w:sz w:val="20"/>
-          <w:szCs w:val="20"/>
-        </w:rPr>
         <w:tab/>
       </w:r>
       <w:r>
@@ -990,7 +994,7 @@
           <w:rFonts w:ascii="Avenir Next" w:hAnsi="Avenir Next" w:cs="Avenir Next" w:eastAsia="Avenir Next"/>
           <w:b/>
           <w:color w:val="1A1A1A"/>
-          <w:sz w:val="20"/>
+          <w:sz w:val="22"/>
           <w:szCs w:val="20"/>
         </w:rPr>
         <w:t xml:space="preserve">Dog Walking.  </w:t>
@@ -999,7 +1003,7 @@
         <w:rPr>
           <w:rFonts w:ascii="Avenir Next" w:hAnsi="Avenir Next" w:cs="Avenir Next" w:eastAsia="Avenir Next"/>
           <w:color w:val="1A1A1A"/>
-          <w:sz w:val="20"/>
+          <w:sz w:val="22"/>
           <w:szCs w:val="20"/>
         </w:rPr>
         <w:t xml:space="preserve">Jaylen earns the same amount each hour. Complete the double number line. Then write the unit rate.</w:t>
@@ -1018,7 +1022,7 @@
         <w:drawing>
           <wp:inline distT="0" distB="0" distL="0" distR="0">
             <wp:extent cx="4206240" cy="868680"/>
-            <wp:docPr id="1" name="Figure 1"/>
+            <wp:docPr id="1" name="Figure 1" descr="Double number line. Aligned tick pairs, Hours and Dollars: 0 / $0; 1 / blank; 2 / blank; 3 / $36; 4 / blank."/>
             <a:graphic xmlns:a="http://schemas.openxmlformats.org/drawingml/2006/main">
               <a:graphicData uri="http://schemas.openxmlformats.org/drawingml/2006/picture">
                 <pic:pic xmlns:pic="http://schemas.openxmlformats.org/drawingml/2006/picture">
@@ -1061,7 +1065,7 @@
           <w:rFonts w:ascii="Avenir Next" w:hAnsi="Avenir Next" w:cs="Avenir Next" w:eastAsia="Avenir Next"/>
           <w:b/>
           <w:color w:val="1A1A1A"/>
-          <w:sz w:val="18"/>
+          <w:sz w:val="22"/>
           <w:szCs w:val="18"/>
         </w:rPr>
         <w:t xml:space="preserve">Unit rate</w:t>
@@ -1095,18 +1099,18 @@
           <w:rFonts w:ascii="Avenir Next" w:hAnsi="Avenir Next" w:cs="Avenir Next" w:eastAsia="Avenir Next"/>
           <w:b/>
           <w:color w:val="1A1A1A"/>
+          <w:sz w:val="22"/>
+          <w:szCs w:val="20"/>
+        </w:rPr>
+        <w:t xml:space="preserve">3.</w:t>
+      </w:r>
+      <w:r>
+        <w:rPr>
+          <w:rFonts w:ascii="Avenir Next" w:hAnsi="Avenir Next" w:cs="Avenir Next" w:eastAsia="Avenir Next"/>
+          <w:color w:val="1A1A1A"/>
           <w:sz w:val="20"/>
           <w:szCs w:val="20"/>
         </w:rPr>
-        <w:t xml:space="preserve">3.</w:t>
-      </w:r>
-      <w:r>
-        <w:rPr>
-          <w:rFonts w:ascii="Avenir Next" w:hAnsi="Avenir Next" w:cs="Avenir Next" w:eastAsia="Avenir Next"/>
-          <w:color w:val="1A1A1A"/>
-          <w:sz w:val="20"/>
-          <w:szCs w:val="20"/>
-        </w:rPr>
         <w:tab/>
       </w:r>
       <w:r>
@@ -1114,7 +1118,7 @@
           <w:rFonts w:ascii="Avenir Next" w:hAnsi="Avenir Next" w:cs="Avenir Next" w:eastAsia="Avenir Next"/>
           <w:b/>
           <w:color w:val="1A1A1A"/>
-          <w:sz w:val="20"/>
+          <w:sz w:val="22"/>
           <w:szCs w:val="20"/>
         </w:rPr>
         <w:t xml:space="preserve">Smoothie Stand.  </w:t>
@@ -1123,7 +1127,7 @@
         <w:rPr>
           <w:rFonts w:ascii="Avenir Next" w:hAnsi="Avenir Next" w:cs="Avenir Next" w:eastAsia="Avenir Next"/>
           <w:color w:val="1A1A1A"/>
-          <w:sz w:val="20"/>
+          <w:sz w:val="22"/>
           <w:szCs w:val="20"/>
         </w:rPr>
         <w:t xml:space="preserve">A smoothie stand sells 156 smoothies in 6 hours at a steady pace. Find the unit rate. At this rate, how many smoothies does it sell in 9 hours?</w:t>
@@ -1200,7 +1204,7 @@
           <w:rFonts w:ascii="Avenir Next" w:hAnsi="Avenir Next" w:cs="Avenir Next" w:eastAsia="Avenir Next"/>
           <w:b/>
           <w:color w:val="1A1A1A"/>
-          <w:sz w:val="18"/>
+          <w:sz w:val="22"/>
           <w:szCs w:val="18"/>
         </w:rPr>
         <w:t xml:space="preserve">Answer</w:t>
@@ -1234,18 +1238,18 @@
           <w:rFonts w:ascii="Avenir Next" w:hAnsi="Avenir Next" w:cs="Avenir Next" w:eastAsia="Avenir Next"/>
           <w:b/>
           <w:color w:val="1A1A1A"/>
+          <w:sz w:val="22"/>
+          <w:szCs w:val="20"/>
+        </w:rPr>
+        <w:t xml:space="preserve">4.</w:t>
+      </w:r>
+      <w:r>
+        <w:rPr>
+          <w:rFonts w:ascii="Avenir Next" w:hAnsi="Avenir Next" w:cs="Avenir Next" w:eastAsia="Avenir Next"/>
+          <w:color w:val="1A1A1A"/>
           <w:sz w:val="20"/>
           <w:szCs w:val="20"/>
         </w:rPr>
-        <w:t xml:space="preserve">4.</w:t>
-      </w:r>
-      <w:r>
-        <w:rPr>
-          <w:rFonts w:ascii="Avenir Next" w:hAnsi="Avenir Next" w:cs="Avenir Next" w:eastAsia="Avenir Next"/>
-          <w:color w:val="1A1A1A"/>
-          <w:sz w:val="20"/>
-          <w:szCs w:val="20"/>
-        </w:rPr>
         <w:tab/>
       </w:r>
       <w:r>
@@ -1253,7 +1257,7 @@
           <w:rFonts w:ascii="Avenir Next" w:hAnsi="Avenir Next" w:cs="Avenir Next" w:eastAsia="Avenir Next"/>
           <w:b/>
           <w:color w:val="1A1A1A"/>
-          <w:sz w:val="20"/>
+          <w:sz w:val="22"/>
           <w:szCs w:val="20"/>
         </w:rPr>
         <w:t xml:space="preserve">Two Unit Rates.  </w:t>
@@ -1262,7 +1266,7 @@
         <w:rPr>
           <w:rFonts w:ascii="Avenir Next" w:hAnsi="Avenir Next" w:cs="Avenir Next" w:eastAsia="Avenir Next"/>
           <w:color w:val="1A1A1A"/>
-          <w:sz w:val="20"/>
+          <w:sz w:val="22"/>
           <w:szCs w:val="20"/>
         </w:rPr>
         <w:t xml:space="preserve">A baker uses 12 cups of flour for 4 loaves of bread.</w:t>
@@ -1282,10 +1286,28 @@
           <w:rFonts w:ascii="Avenir Next" w:hAnsi="Avenir Next" w:cs="Avenir Next" w:eastAsia="Avenir Next"/>
           <w:b/>
           <w:color w:val="003A70"/>
+          <w:sz w:val="22"/>
+          <w:szCs w:val="20"/>
+        </w:rPr>
+        <w:t xml:space="preserve">a.</w:t>
+      </w:r>
+      <w:r>
+        <w:rPr>
+          <w:rFonts w:ascii="Avenir Next" w:hAnsi="Avenir Next" w:cs="Avenir Next" w:eastAsia="Avenir Next"/>
+          <w:color w:val="1A1A1A"/>
           <w:sz w:val="20"/>
           <w:szCs w:val="20"/>
         </w:rPr>
-        <w:t xml:space="preserve">a.</w:t>
+        <w:tab/>
+      </w:r>
+      <w:r>
+        <w:rPr>
+          <w:rFonts w:ascii="Avenir Next" w:hAnsi="Avenir Next" w:cs="Avenir Next" w:eastAsia="Avenir Next"/>
+          <w:color w:val="1A1A1A"/>
+          <w:sz w:val="22"/>
+          <w:szCs w:val="20"/>
+        </w:rPr>
+        <w:t xml:space="preserve">How many cups of flour per loaf?</w:t>
       </w:r>
       <w:r>
         <w:rPr>
@@ -1294,7 +1316,7 @@
           <w:sz w:val="20"/>
           <w:szCs w:val="20"/>
         </w:rPr>
-        <w:tab/>
+        <w:t xml:space="preserve">  </w:t>
       </w:r>
       <w:r>
         <w:rPr>
@@ -1302,24 +1324,6 @@
           <w:color w:val="1A1A1A"/>
           <w:sz w:val="20"/>
           <w:szCs w:val="20"/>
-        </w:rPr>
-        <w:t xml:space="preserve">How many cups of flour per loaf?</w:t>
-      </w:r>
-      <w:r>
-        <w:rPr>
-          <w:rFonts w:ascii="Avenir Next" w:hAnsi="Avenir Next" w:cs="Avenir Next" w:eastAsia="Avenir Next"/>
-          <w:color w:val="1A1A1A"/>
-          <w:sz w:val="20"/>
-          <w:szCs w:val="20"/>
-        </w:rPr>
-        <w:t xml:space="preserve">  </w:t>
-      </w:r>
-      <w:r>
-        <w:rPr>
-          <w:rFonts w:ascii="Avenir Next" w:hAnsi="Avenir Next" w:cs="Avenir Next" w:eastAsia="Avenir Next"/>
-          <w:color w:val="1A1A1A"/>
-          <w:sz w:val="20"/>
-          <w:szCs w:val="20"/>
           <w:u w:val="single"/>
         </w:rPr>
         <w:t xml:space="preserve">                </w:t>
@@ -1328,7 +1332,7 @@
         <w:rPr>
           <w:rFonts w:ascii="Avenir Next" w:hAnsi="Avenir Next" w:cs="Avenir Next" w:eastAsia="Avenir Next"/>
           <w:color w:val="1A1A1A"/>
-          <w:sz w:val="20"/>
+          <w:sz w:val="22"/>
           <w:szCs w:val="20"/>
         </w:rPr>
         <w:t xml:space="preserve"> cups per loaf</w:t>
@@ -1348,10 +1352,28 @@
           <w:rFonts w:ascii="Avenir Next" w:hAnsi="Avenir Next" w:cs="Avenir Next" w:eastAsia="Avenir Next"/>
           <w:b/>
           <w:color w:val="003A70"/>
+          <w:sz w:val="22"/>
+          <w:szCs w:val="20"/>
+        </w:rPr>
+        <w:t xml:space="preserve">b.</w:t>
+      </w:r>
+      <w:r>
+        <w:rPr>
+          <w:rFonts w:ascii="Avenir Next" w:hAnsi="Avenir Next" w:cs="Avenir Next" w:eastAsia="Avenir Next"/>
+          <w:color w:val="1A1A1A"/>
           <w:sz w:val="20"/>
           <w:szCs w:val="20"/>
         </w:rPr>
-        <w:t xml:space="preserve">b.</w:t>
+        <w:tab/>
+      </w:r>
+      <w:r>
+        <w:rPr>
+          <w:rFonts w:ascii="Avenir Next" w:hAnsi="Avenir Next" w:cs="Avenir Next" w:eastAsia="Avenir Next"/>
+          <w:color w:val="1A1A1A"/>
+          <w:sz w:val="22"/>
+          <w:szCs w:val="20"/>
+        </w:rPr>
+        <w:t xml:space="preserve">How many loaves per cup of flour?</w:t>
       </w:r>
       <w:r>
         <w:rPr>
@@ -1360,7 +1382,7 @@
           <w:sz w:val="20"/>
           <w:szCs w:val="20"/>
         </w:rPr>
-        <w:tab/>
+        <w:t xml:space="preserve">  </w:t>
       </w:r>
       <w:r>
         <w:rPr>
@@ -1368,24 +1390,6 @@
           <w:color w:val="1A1A1A"/>
           <w:sz w:val="20"/>
           <w:szCs w:val="20"/>
-        </w:rPr>
-        <w:t xml:space="preserve">How many loaves per cup of flour?</w:t>
-      </w:r>
-      <w:r>
-        <w:rPr>
-          <w:rFonts w:ascii="Avenir Next" w:hAnsi="Avenir Next" w:cs="Avenir Next" w:eastAsia="Avenir Next"/>
-          <w:color w:val="1A1A1A"/>
-          <w:sz w:val="20"/>
-          <w:szCs w:val="20"/>
-        </w:rPr>
-        <w:t xml:space="preserve">  </w:t>
-      </w:r>
-      <w:r>
-        <w:rPr>
-          <w:rFonts w:ascii="Avenir Next" w:hAnsi="Avenir Next" w:cs="Avenir Next" w:eastAsia="Avenir Next"/>
-          <w:color w:val="1A1A1A"/>
-          <w:sz w:val="20"/>
-          <w:szCs w:val="20"/>
           <w:u w:val="single"/>
         </w:rPr>
         <w:t xml:space="preserve">                </w:t>
@@ -1394,7 +1398,7 @@
         <w:rPr>
           <w:rFonts w:ascii="Avenir Next" w:hAnsi="Avenir Next" w:cs="Avenir Next" w:eastAsia="Avenir Next"/>
           <w:color w:val="1A1A1A"/>
-          <w:sz w:val="20"/>
+          <w:sz w:val="22"/>
           <w:szCs w:val="20"/>
         </w:rPr>
         <w:t xml:space="preserve"> loaf per cup</w:t>
@@ -1419,18 +1423,18 @@
           <w:rFonts w:ascii="Avenir Next" w:hAnsi="Avenir Next" w:cs="Avenir Next" w:eastAsia="Avenir Next"/>
           <w:b/>
           <w:color w:val="1A1A1A"/>
+          <w:sz w:val="22"/>
+          <w:szCs w:val="20"/>
+        </w:rPr>
+        <w:t xml:space="preserve">5.</w:t>
+      </w:r>
+      <w:r>
+        <w:rPr>
+          <w:rFonts w:ascii="Avenir Next" w:hAnsi="Avenir Next" w:cs="Avenir Next" w:eastAsia="Avenir Next"/>
+          <w:color w:val="1A1A1A"/>
           <w:sz w:val="20"/>
           <w:szCs w:val="20"/>
         </w:rPr>
-        <w:t xml:space="preserve">5.</w:t>
-      </w:r>
-      <w:r>
-        <w:rPr>
-          <w:rFonts w:ascii="Avenir Next" w:hAnsi="Avenir Next" w:cs="Avenir Next" w:eastAsia="Avenir Next"/>
-          <w:color w:val="1A1A1A"/>
-          <w:sz w:val="20"/>
-          <w:szCs w:val="20"/>
-        </w:rPr>
         <w:tab/>
       </w:r>
       <w:r>
@@ -1438,7 +1442,7 @@
           <w:rFonts w:ascii="Avenir Next" w:hAnsi="Avenir Next" w:cs="Avenir Next" w:eastAsia="Avenir Next"/>
           <w:b/>
           <w:color w:val="1A1A1A"/>
-          <w:sz w:val="20"/>
+          <w:sz w:val="22"/>
           <w:szCs w:val="20"/>
         </w:rPr>
         <w:t xml:space="preserve">Find the Error.  </w:t>
@@ -1447,7 +1451,7 @@
         <w:rPr>
           <w:rFonts w:ascii="Avenir Next" w:hAnsi="Avenir Next" w:cs="Avenir Next" w:eastAsia="Avenir Next"/>
           <w:color w:val="1A1A1A"/>
-          <w:sz w:val="20"/>
+          <w:sz w:val="22"/>
           <w:szCs w:val="20"/>
         </w:rPr>
         <w:t xml:space="preserve">Ivy types 150 words in 3 minutes. Ben wrote 3 ÷ 150 = 0.02 words per minute. Explain his mistake and find the correct unit rate.</w:t>
@@ -1568,6 +1572,7 @@
           </w:tcPr>
           <w:p>
             <w:pPr>
+              <w:pStyle w:val="Heading2"/>
               <w:spacing w:before="0" w:after="0" w:line="240" w:lineRule="auto"/>
             </w:pPr>
             <w:r>
@@ -1605,7 +1610,7 @@
               <w:rPr>
                 <w:rFonts w:ascii="Avenir Next" w:hAnsi="Avenir Next" w:cs="Avenir Next" w:eastAsia="Avenir Next"/>
                 <w:color w:val="1A1A1A"/>
-                <w:sz w:val="17"/>
+                <w:sz w:val="22"/>
                 <w:szCs w:val="17"/>
               </w:rPr>
               <w:t xml:space="preserve">  I can do this on my own</w:t>
@@ -1634,7 +1639,7 @@
               <w:rPr>
                 <w:rFonts w:ascii="Avenir Next" w:hAnsi="Avenir Next" w:cs="Avenir Next" w:eastAsia="Avenir Next"/>
                 <w:color w:val="1A1A1A"/>
-                <w:sz w:val="17"/>
+                <w:sz w:val="22"/>
                 <w:szCs w:val="17"/>
               </w:rPr>
               <w:t xml:space="preserve">  I need a little help</w:t>
@@ -1663,7 +1668,7 @@
               <w:rPr>
                 <w:rFonts w:ascii="Avenir Next" w:hAnsi="Avenir Next" w:cs="Avenir Next" w:eastAsia="Avenir Next"/>
                 <w:color w:val="1A1A1A"/>
-                <w:sz w:val="17"/>
+                <w:sz w:val="22"/>
                 <w:szCs w:val="17"/>
               </w:rPr>
               <w:t xml:space="preserve">  I have a question about #</w:t>
@@ -1701,7 +1706,7 @@
         <w:rPr>
           <w:rFonts w:ascii="Avenir Next" w:hAnsi="Avenir Next" w:cs="Avenir Next" w:eastAsia="Avenir Next"/>
           <w:color w:val="5A5F66"/>
-          <w:sz w:val="17"/>
+          <w:sz w:val="22"/>
           <w:szCs w:val="17"/>
         </w:rPr>
         <w:t xml:space="preserve">Find a rate on a label or sign at home (miles per hour, cost per pound). Say what “per” means.</w:t>
@@ -1721,10 +1726,28 @@
         <w:rPr>
           <w:rFonts w:ascii="Avenir Next" w:hAnsi="Avenir Next" w:cs="Avenir Next" w:eastAsia="Avenir Next"/>
           <w:color w:val="1A1A1A"/>
+          <w:sz w:val="22"/>
+          <w:szCs w:val="20"/>
+        </w:rPr>
+        <w:t xml:space="preserve">Name</w:t>
+      </w:r>
+      <w:r>
+        <w:rPr>
+          <w:rFonts w:ascii="Avenir Next" w:hAnsi="Avenir Next" w:cs="Avenir Next" w:eastAsia="Avenir Next"/>
+          <w:color w:val="1A1A1A"/>
           <w:sz w:val="20"/>
           <w:szCs w:val="20"/>
         </w:rPr>
-        <w:t xml:space="preserve">Name</w:t>
+        <w:tab/>
+      </w:r>
+      <w:r>
+        <w:rPr>
+          <w:rFonts w:ascii="Avenir Next" w:hAnsi="Avenir Next" w:cs="Avenir Next" w:eastAsia="Avenir Next"/>
+          <w:color w:val="1A1A1A"/>
+          <w:sz w:val="22"/>
+          <w:szCs w:val="20"/>
+        </w:rPr>
+        <w:t xml:space="preserve">   Date</w:t>
       </w:r>
       <w:r>
         <w:rPr>
@@ -1739,25 +1762,7 @@
         <w:rPr>
           <w:rFonts w:ascii="Avenir Next" w:hAnsi="Avenir Next" w:cs="Avenir Next" w:eastAsia="Avenir Next"/>
           <w:color w:val="1A1A1A"/>
-          <w:sz w:val="20"/>
-          <w:szCs w:val="20"/>
-        </w:rPr>
-        <w:t xml:space="preserve">   Date</w:t>
-      </w:r>
-      <w:r>
-        <w:rPr>
-          <w:rFonts w:ascii="Avenir Next" w:hAnsi="Avenir Next" w:cs="Avenir Next" w:eastAsia="Avenir Next"/>
-          <w:color w:val="1A1A1A"/>
-          <w:sz w:val="20"/>
-          <w:szCs w:val="20"/>
-        </w:rPr>
-        <w:tab/>
-      </w:r>
-      <w:r>
-        <w:rPr>
-          <w:rFonts w:ascii="Avenir Next" w:hAnsi="Avenir Next" w:cs="Avenir Next" w:eastAsia="Avenir Next"/>
-          <w:color w:val="1A1A1A"/>
-          <w:sz w:val="20"/>
+          <w:sz w:val="22"/>
           <w:szCs w:val="20"/>
         </w:rPr>
         <w:t xml:space="preserve">   Period</w:t>
@@ -1784,7 +1789,7 @@
           <w:caps/>
           <w:color w:val="003A70"/>
           <w:spacing w:val="12"/>
-          <w:sz w:val="19"/>
+          <w:sz w:val="22"/>
           <w:szCs w:val="19"/>
         </w:rPr>
         <w:t xml:space="preserve">Lesson 3-2  ·  Homework Packet  ·  Sheet 2 of 2</w:t>
@@ -1792,6 +1797,7 @@
     </w:p>
     <w:p>
       <w:pPr>
+        <w:pStyle w:val="Heading1"/>
         <w:keepNext/>
         <w:spacing w:before="0" w:after="0" w:line="240" w:lineRule="auto"/>
       </w:pPr>
@@ -1817,7 +1823,7 @@
         <w:rPr>
           <w:rFonts w:ascii="Avenir Next" w:hAnsi="Avenir Next" w:cs="Avenir Next" w:eastAsia="Avenir Next"/>
           <w:color w:val="5A5F66"/>
-          <w:sz w:val="17"/>
+          <w:sz w:val="22"/>
           <w:szCs w:val="17"/>
         </w:rPr>
         <w:t xml:space="preserve">Maryland Standard 6.RP.A.2   ·   Learning target — I can compare unit prices to decide which package is the better buy.</w:t>
@@ -1864,6 +1870,7 @@
           </w:tcPr>
           <w:p>
             <w:pPr>
+              <w:pStyle w:val="Heading2"/>
               <w:spacing w:before="0" w:after="0" w:line="240" w:lineRule="auto"/>
             </w:pPr>
             <w:r>
@@ -1891,35 +1898,35 @@
                 <w:rFonts w:ascii="Avenir Next" w:hAnsi="Avenir Next" w:cs="Avenir Next" w:eastAsia="Avenir Next"/>
                 <w:b/>
                 <w:color w:val="003A70"/>
+                <w:sz w:val="22"/>
+                <w:szCs w:val="18"/>
+              </w:rPr>
+              <w:t xml:space="preserve">•</w:t>
+            </w:r>
+            <w:r>
+              <w:rPr>
+                <w:rFonts w:ascii="Avenir Next" w:hAnsi="Avenir Next" w:cs="Avenir Next" w:eastAsia="Avenir Next"/>
+                <w:color w:val="1A1A1A"/>
                 <w:sz w:val="18"/>
                 <w:szCs w:val="18"/>
               </w:rPr>
-              <w:t xml:space="preserve">•</w:t>
-            </w:r>
-            <w:r>
-              <w:rPr>
-                <w:rFonts w:ascii="Avenir Next" w:hAnsi="Avenir Next" w:cs="Avenir Next" w:eastAsia="Avenir Next"/>
-                <w:color w:val="1A1A1A"/>
-                <w:sz w:val="18"/>
+              <w:tab/>
+            </w:r>
+            <w:r>
+              <w:rPr>
+                <w:rFonts w:ascii="Avenir Next" w:hAnsi="Avenir Next" w:cs="Avenir Next" w:eastAsia="Avenir Next"/>
+                <w:b/>
+                <w:color w:val="1A1A1A"/>
+                <w:sz w:val="22"/>
                 <w:szCs w:val="18"/>
               </w:rPr>
-              <w:tab/>
-            </w:r>
-            <w:r>
-              <w:rPr>
-                <w:rFonts w:ascii="Avenir Next" w:hAnsi="Avenir Next" w:cs="Avenir Next" w:eastAsia="Avenir Next"/>
-                <w:b/>
-                <w:color w:val="1A1A1A"/>
-                <w:sz w:val="18"/>
-                <w:szCs w:val="18"/>
-              </w:rPr>
               <w:t xml:space="preserve">Unit price</w:t>
             </w:r>
             <w:r>
               <w:rPr>
                 <w:rFonts w:ascii="Avenir Next" w:hAnsi="Avenir Next" w:cs="Avenir Next" w:eastAsia="Avenir Next"/>
                 <w:color w:val="1A1A1A"/>
-                <w:sz w:val="18"/>
+                <w:sz w:val="22"/>
                 <w:szCs w:val="18"/>
               </w:rPr>
               <w:t xml:space="preserve"> = total cost ÷ number of units.</w:t>
@@ -1938,63 +1945,63 @@
                 <w:rFonts w:ascii="Avenir Next" w:hAnsi="Avenir Next" w:cs="Avenir Next" w:eastAsia="Avenir Next"/>
                 <w:b/>
                 <w:color w:val="003A70"/>
+                <w:sz w:val="22"/>
+                <w:szCs w:val="18"/>
+              </w:rPr>
+              <w:t xml:space="preserve">•</w:t>
+            </w:r>
+            <w:r>
+              <w:rPr>
+                <w:rFonts w:ascii="Avenir Next" w:hAnsi="Avenir Next" w:cs="Avenir Next" w:eastAsia="Avenir Next"/>
+                <w:color w:val="1A1A1A"/>
                 <w:sz w:val="18"/>
                 <w:szCs w:val="18"/>
               </w:rPr>
-              <w:t xml:space="preserve">•</w:t>
-            </w:r>
-            <w:r>
-              <w:rPr>
-                <w:rFonts w:ascii="Avenir Next" w:hAnsi="Avenir Next" w:cs="Avenir Next" w:eastAsia="Avenir Next"/>
-                <w:color w:val="1A1A1A"/>
-                <w:sz w:val="18"/>
+              <w:tab/>
+            </w:r>
+            <w:r>
+              <w:rPr>
+                <w:rFonts w:ascii="Avenir Next" w:hAnsi="Avenir Next" w:cs="Avenir Next" w:eastAsia="Avenir Next"/>
+                <w:color w:val="1A1A1A"/>
+                <w:sz w:val="22"/>
                 <w:szCs w:val="18"/>
               </w:rPr>
-              <w:tab/>
-            </w:r>
-            <w:r>
-              <w:rPr>
-                <w:rFonts w:ascii="Avenir Next" w:hAnsi="Avenir Next" w:cs="Avenir Next" w:eastAsia="Avenir Next"/>
-                <w:color w:val="1A1A1A"/>
-                <w:sz w:val="18"/>
+              <w:t xml:space="preserve">The </w:t>
+            </w:r>
+            <w:r>
+              <w:rPr>
+                <w:rFonts w:ascii="Avenir Next" w:hAnsi="Avenir Next" w:cs="Avenir Next" w:eastAsia="Avenir Next"/>
+                <w:b/>
+                <w:color w:val="1A1A1A"/>
+                <w:sz w:val="22"/>
                 <w:szCs w:val="18"/>
               </w:rPr>
-              <w:t xml:space="preserve">The </w:t>
-            </w:r>
-            <w:r>
-              <w:rPr>
-                <w:rFonts w:ascii="Avenir Next" w:hAnsi="Avenir Next" w:cs="Avenir Next" w:eastAsia="Avenir Next"/>
-                <w:b/>
-                <w:color w:val="1A1A1A"/>
-                <w:sz w:val="18"/>
+              <w:t xml:space="preserve">lower</w:t>
+            </w:r>
+            <w:r>
+              <w:rPr>
+                <w:rFonts w:ascii="Avenir Next" w:hAnsi="Avenir Next" w:cs="Avenir Next" w:eastAsia="Avenir Next"/>
+                <w:color w:val="1A1A1A"/>
+                <w:sz w:val="22"/>
                 <w:szCs w:val="18"/>
               </w:rPr>
-              <w:t xml:space="preserve">lower</w:t>
-            </w:r>
-            <w:r>
-              <w:rPr>
-                <w:rFonts w:ascii="Avenir Next" w:hAnsi="Avenir Next" w:cs="Avenir Next" w:eastAsia="Avenir Next"/>
-                <w:color w:val="1A1A1A"/>
-                <w:sz w:val="18"/>
+              <w:t xml:space="preserve"> unit price is the </w:t>
+            </w:r>
+            <w:r>
+              <w:rPr>
+                <w:rFonts w:ascii="Avenir Next" w:hAnsi="Avenir Next" w:cs="Avenir Next" w:eastAsia="Avenir Next"/>
+                <w:b/>
+                <w:color w:val="1A1A1A"/>
+                <w:sz w:val="22"/>
                 <w:szCs w:val="18"/>
               </w:rPr>
-              <w:t xml:space="preserve"> unit price is the </w:t>
-            </w:r>
-            <w:r>
-              <w:rPr>
-                <w:rFonts w:ascii="Avenir Next" w:hAnsi="Avenir Next" w:cs="Avenir Next" w:eastAsia="Avenir Next"/>
-                <w:b/>
-                <w:color w:val="1A1A1A"/>
-                <w:sz w:val="18"/>
-                <w:szCs w:val="18"/>
-              </w:rPr>
               <w:t xml:space="preserve">better buy</w:t>
             </w:r>
             <w:r>
               <w:rPr>
                 <w:rFonts w:ascii="Avenir Next" w:hAnsi="Avenir Next" w:cs="Avenir Next" w:eastAsia="Avenir Next"/>
                 <w:color w:val="1A1A1A"/>
-                <w:sz w:val="18"/>
+                <w:sz w:val="22"/>
                 <w:szCs w:val="18"/>
               </w:rPr>
               <w:t xml:space="preserve">.</w:t>
@@ -2009,6 +2016,7 @@
           </w:tcPr>
           <w:p>
             <w:pPr>
+              <w:pStyle w:val="Heading2"/>
               <w:spacing w:before="0" w:after="0" w:line="240" w:lineRule="auto"/>
             </w:pPr>
             <w:r>
@@ -2031,7 +2039,7 @@
               <w:rPr>
                 <w:rFonts w:ascii="Avenir Next" w:hAnsi="Avenir Next" w:cs="Avenir Next" w:eastAsia="Avenir Next"/>
                 <w:color w:val="1A1A1A"/>
-                <w:sz w:val="17"/>
+                <w:sz w:val="22"/>
                 <w:szCs w:val="17"/>
               </w:rPr>
               <w:t xml:space="preserve">Pack A has 6 granola bars for $4.20. Pack B has 10 bars for $6.50. Which is the better buy?</w:t>
@@ -2050,25 +2058,25 @@
                 <w:rFonts w:ascii="Avenir Next" w:hAnsi="Avenir Next" w:cs="Avenir Next" w:eastAsia="Avenir Next"/>
                 <w:b/>
                 <w:color w:val="003A70"/>
+                <w:sz w:val="22"/>
+                <w:szCs w:val="17"/>
+              </w:rPr>
+              <w:t xml:space="preserve">Step 1</w:t>
+            </w:r>
+            <w:r>
+              <w:rPr>
+                <w:rFonts w:ascii="Avenir Next" w:hAnsi="Avenir Next" w:cs="Avenir Next" w:eastAsia="Avenir Next"/>
+                <w:color w:val="1A1A1A"/>
                 <w:sz w:val="17"/>
                 <w:szCs w:val="17"/>
               </w:rPr>
-              <w:t xml:space="preserve">Step 1</w:t>
-            </w:r>
-            <w:r>
-              <w:rPr>
-                <w:rFonts w:ascii="Avenir Next" w:hAnsi="Avenir Next" w:cs="Avenir Next" w:eastAsia="Avenir Next"/>
-                <w:color w:val="1A1A1A"/>
-                <w:sz w:val="17"/>
-                <w:szCs w:val="17"/>
-              </w:rPr>
               <w:tab/>
             </w:r>
             <w:r>
               <w:rPr>
                 <w:rFonts w:ascii="Avenir Next" w:hAnsi="Avenir Next" w:cs="Avenir Next" w:eastAsia="Avenir Next"/>
                 <w:color w:val="1A1A1A"/>
-                <w:sz w:val="17"/>
+                <w:sz w:val="22"/>
                 <w:szCs w:val="17"/>
               </w:rPr>
               <w:t xml:space="preserve">A: $4.20 ÷ 6 = $0.70 per bar</w:t>
@@ -2087,25 +2095,25 @@
                 <w:rFonts w:ascii="Avenir Next" w:hAnsi="Avenir Next" w:cs="Avenir Next" w:eastAsia="Avenir Next"/>
                 <w:b/>
                 <w:color w:val="003A70"/>
+                <w:sz w:val="22"/>
+                <w:szCs w:val="17"/>
+              </w:rPr>
+              <w:t xml:space="preserve">Step 2</w:t>
+            </w:r>
+            <w:r>
+              <w:rPr>
+                <w:rFonts w:ascii="Avenir Next" w:hAnsi="Avenir Next" w:cs="Avenir Next" w:eastAsia="Avenir Next"/>
+                <w:color w:val="1A1A1A"/>
                 <w:sz w:val="17"/>
                 <w:szCs w:val="17"/>
               </w:rPr>
-              <w:t xml:space="preserve">Step 2</w:t>
-            </w:r>
-            <w:r>
-              <w:rPr>
-                <w:rFonts w:ascii="Avenir Next" w:hAnsi="Avenir Next" w:cs="Avenir Next" w:eastAsia="Avenir Next"/>
-                <w:color w:val="1A1A1A"/>
-                <w:sz w:val="17"/>
-                <w:szCs w:val="17"/>
-              </w:rPr>
               <w:tab/>
             </w:r>
             <w:r>
               <w:rPr>
                 <w:rFonts w:ascii="Avenir Next" w:hAnsi="Avenir Next" w:cs="Avenir Next" w:eastAsia="Avenir Next"/>
                 <w:color w:val="1A1A1A"/>
-                <w:sz w:val="17"/>
+                <w:sz w:val="22"/>
                 <w:szCs w:val="17"/>
               </w:rPr>
               <w:t xml:space="preserve">B: $6.50 ÷ 10 = $0.65 per bar</w:t>
@@ -2124,18 +2132,18 @@
                 <w:rFonts w:ascii="Avenir Next" w:hAnsi="Avenir Next" w:cs="Avenir Next" w:eastAsia="Avenir Next"/>
                 <w:b/>
                 <w:color w:val="1A1A1A"/>
+                <w:sz w:val="22"/>
+                <w:szCs w:val="17"/>
+              </w:rPr>
+              <w:t xml:space="preserve">Answer</w:t>
+            </w:r>
+            <w:r>
+              <w:rPr>
+                <w:rFonts w:ascii="Avenir Next" w:hAnsi="Avenir Next" w:cs="Avenir Next" w:eastAsia="Avenir Next"/>
+                <w:color w:val="1A1A1A"/>
                 <w:sz w:val="17"/>
                 <w:szCs w:val="17"/>
               </w:rPr>
-              <w:t xml:space="preserve">Answer</w:t>
-            </w:r>
-            <w:r>
-              <w:rPr>
-                <w:rFonts w:ascii="Avenir Next" w:hAnsi="Avenir Next" w:cs="Avenir Next" w:eastAsia="Avenir Next"/>
-                <w:color w:val="1A1A1A"/>
-                <w:sz w:val="17"/>
-                <w:szCs w:val="17"/>
-              </w:rPr>
               <w:tab/>
             </w:r>
             <w:r>
@@ -2143,7 +2151,7 @@
                 <w:rFonts w:ascii="Avenir Next" w:hAnsi="Avenir Next" w:cs="Avenir Next" w:eastAsia="Avenir Next"/>
                 <w:b/>
                 <w:color w:val="1A1A1A"/>
-                <w:sz w:val="17"/>
+                <w:sz w:val="22"/>
                 <w:szCs w:val="17"/>
               </w:rPr>
               <w:t xml:space="preserve">$0.65 &lt; $0.70, so Pack B is the better buy.</w:t>
@@ -2154,6 +2162,7 @@
     </w:tbl>
     <w:p>
       <w:pPr>
+        <w:pStyle w:val="Heading2"/>
         <w:keepNext/>
         <w:pBdr>
           <w:bottom w:val="single" w:sz="8" w:space="3" w:color="003A70"/>
@@ -2169,7 +2178,7 @@
           <w:b/>
           <w:color w:val="003A70"/>
           <w:spacing w:val="14"/>
-          <w:sz w:val="19"/>
+          <w:sz w:val="22"/>
           <w:szCs w:val="19"/>
         </w:rPr>
         <w:t xml:space="preserve">PRACTICE</w:t>
@@ -2188,7 +2197,7 @@
           <w:rFonts w:ascii="Avenir Next" w:hAnsi="Avenir Next" w:cs="Avenir Next" w:eastAsia="Avenir Next"/>
           <w:i/>
           <w:color w:val="5A5F66"/>
-          <w:sz w:val="17"/>
+          <w:sz w:val="22"/>
           <w:szCs w:val="17"/>
         </w:rPr>
         <w:t xml:space="preserve">show your work · label units</w:t>
@@ -2208,25 +2217,25 @@
           <w:rFonts w:ascii="Avenir Next" w:hAnsi="Avenir Next" w:cs="Avenir Next" w:eastAsia="Avenir Next"/>
           <w:b/>
           <w:color w:val="1A1A1A"/>
+          <w:sz w:val="22"/>
+          <w:szCs w:val="20"/>
+        </w:rPr>
+        <w:t xml:space="preserve">1.</w:t>
+      </w:r>
+      <w:r>
+        <w:rPr>
+          <w:rFonts w:ascii="Avenir Next" w:hAnsi="Avenir Next" w:cs="Avenir Next" w:eastAsia="Avenir Next"/>
+          <w:color w:val="1A1A1A"/>
           <w:sz w:val="20"/>
           <w:szCs w:val="20"/>
         </w:rPr>
-        <w:t xml:space="preserve">1.</w:t>
-      </w:r>
-      <w:r>
-        <w:rPr>
-          <w:rFonts w:ascii="Avenir Next" w:hAnsi="Avenir Next" w:cs="Avenir Next" w:eastAsia="Avenir Next"/>
-          <w:color w:val="1A1A1A"/>
-          <w:sz w:val="20"/>
-          <w:szCs w:val="20"/>
-        </w:rPr>
         <w:tab/>
       </w:r>
       <w:r>
         <w:rPr>
           <w:rFonts w:ascii="Avenir Next" w:hAnsi="Avenir Next" w:cs="Avenir Next" w:eastAsia="Avenir Next"/>
           <w:color w:val="1A1A1A"/>
-          <w:sz w:val="20"/>
+          <w:sz w:val="22"/>
           <w:szCs w:val="20"/>
         </w:rPr>
         <w:t xml:space="preserve">Find each unit price.</w:t>
@@ -2281,25 +2290,25 @@
                 <w:rFonts w:ascii="Avenir Next" w:hAnsi="Avenir Next" w:cs="Avenir Next" w:eastAsia="Avenir Next"/>
                 <w:b/>
                 <w:color w:val="003A70"/>
+                <w:sz w:val="22"/>
+                <w:szCs w:val="20"/>
+              </w:rPr>
+              <w:t xml:space="preserve">a.</w:t>
+            </w:r>
+            <w:r>
+              <w:rPr>
+                <w:rFonts w:ascii="Avenir Next" w:hAnsi="Avenir Next" w:cs="Avenir Next" w:eastAsia="Avenir Next"/>
+                <w:color w:val="1A1A1A"/>
                 <w:sz w:val="20"/>
                 <w:szCs w:val="20"/>
               </w:rPr>
-              <w:t xml:space="preserve">a.</w:t>
-            </w:r>
-            <w:r>
-              <w:rPr>
-                <w:rFonts w:ascii="Avenir Next" w:hAnsi="Avenir Next" w:cs="Avenir Next" w:eastAsia="Avenir Next"/>
-                <w:color w:val="1A1A1A"/>
-                <w:sz w:val="20"/>
-                <w:szCs w:val="20"/>
-              </w:rPr>
               <w:tab/>
             </w:r>
             <w:r>
               <w:rPr>
                 <w:rFonts w:ascii="Avenir Next" w:hAnsi="Avenir Next" w:cs="Avenir Next" w:eastAsia="Avenir Next"/>
                 <w:color w:val="1A1A1A"/>
-                <w:sz w:val="20"/>
+                <w:sz w:val="22"/>
                 <w:szCs w:val="20"/>
               </w:rPr>
               <w:t xml:space="preserve">5 lb of rice for $7.50</w:t>
@@ -2327,7 +2336,7 @@
               <w:rPr>
                 <w:rFonts w:ascii="Avenir Next" w:hAnsi="Avenir Next" w:cs="Avenir Next" w:eastAsia="Avenir Next"/>
                 <w:color w:val="1A1A1A"/>
-                <w:sz w:val="20"/>
+                <w:sz w:val="22"/>
                 <w:szCs w:val="20"/>
               </w:rPr>
               <w:t xml:space="preserve"> per lb</w:t>
@@ -2352,25 +2361,25 @@
                 <w:rFonts w:ascii="Avenir Next" w:hAnsi="Avenir Next" w:cs="Avenir Next" w:eastAsia="Avenir Next"/>
                 <w:b/>
                 <w:color w:val="003A70"/>
+                <w:sz w:val="22"/>
+                <w:szCs w:val="20"/>
+              </w:rPr>
+              <w:t xml:space="preserve">b.</w:t>
+            </w:r>
+            <w:r>
+              <w:rPr>
+                <w:rFonts w:ascii="Avenir Next" w:hAnsi="Avenir Next" w:cs="Avenir Next" w:eastAsia="Avenir Next"/>
+                <w:color w:val="1A1A1A"/>
                 <w:sz w:val="20"/>
                 <w:szCs w:val="20"/>
               </w:rPr>
-              <w:t xml:space="preserve">b.</w:t>
-            </w:r>
-            <w:r>
-              <w:rPr>
-                <w:rFonts w:ascii="Avenir Next" w:hAnsi="Avenir Next" w:cs="Avenir Next" w:eastAsia="Avenir Next"/>
-                <w:color w:val="1A1A1A"/>
-                <w:sz w:val="20"/>
-                <w:szCs w:val="20"/>
-              </w:rPr>
               <w:tab/>
             </w:r>
             <w:r>
               <w:rPr>
                 <w:rFonts w:ascii="Avenir Next" w:hAnsi="Avenir Next" w:cs="Avenir Next" w:eastAsia="Avenir Next"/>
                 <w:color w:val="1A1A1A"/>
-                <w:sz w:val="20"/>
+                <w:sz w:val="22"/>
                 <w:szCs w:val="20"/>
               </w:rPr>
               <w:t xml:space="preserve">8 juice boxes for $4.00</w:t>
@@ -2398,7 +2407,7 @@
               <w:rPr>
                 <w:rFonts w:ascii="Avenir Next" w:hAnsi="Avenir Next" w:cs="Avenir Next" w:eastAsia="Avenir Next"/>
                 <w:color w:val="1A1A1A"/>
-                <w:sz w:val="20"/>
+                <w:sz w:val="22"/>
                 <w:szCs w:val="20"/>
               </w:rPr>
               <w:t xml:space="preserve"> per box</w:t>
@@ -2426,25 +2435,25 @@
           <w:rFonts w:ascii="Avenir Next" w:hAnsi="Avenir Next" w:cs="Avenir Next" w:eastAsia="Avenir Next"/>
           <w:b/>
           <w:color w:val="1A1A1A"/>
+          <w:sz w:val="22"/>
+          <w:szCs w:val="20"/>
+        </w:rPr>
+        <w:t xml:space="preserve">2.</w:t>
+      </w:r>
+      <w:r>
+        <w:rPr>
+          <w:rFonts w:ascii="Avenir Next" w:hAnsi="Avenir Next" w:cs="Avenir Next" w:eastAsia="Avenir Next"/>
+          <w:color w:val="1A1A1A"/>
           <w:sz w:val="20"/>
           <w:szCs w:val="20"/>
         </w:rPr>
-        <w:t xml:space="preserve">2.</w:t>
-      </w:r>
-      <w:r>
-        <w:rPr>
-          <w:rFonts w:ascii="Avenir Next" w:hAnsi="Avenir Next" w:cs="Avenir Next" w:eastAsia="Avenir Next"/>
-          <w:color w:val="1A1A1A"/>
-          <w:sz w:val="20"/>
-          <w:szCs w:val="20"/>
-        </w:rPr>
         <w:tab/>
       </w:r>
       <w:r>
         <w:rPr>
           <w:rFonts w:ascii="Avenir Next" w:hAnsi="Avenir Next" w:cs="Avenir Next" w:eastAsia="Avenir Next"/>
           <w:color w:val="1A1A1A"/>
-          <w:sz w:val="20"/>
+          <w:sz w:val="22"/>
           <w:szCs w:val="20"/>
         </w:rPr>
         <w:t xml:space="preserve">Complete the table. Circle the better buy.</w:t>
@@ -2510,7 +2519,7 @@
                 <w:rFonts w:ascii="Avenir Next" w:hAnsi="Avenir Next" w:cs="Avenir Next" w:eastAsia="Avenir Next"/>
                 <w:b/>
                 <w:color w:val="1A1A1A"/>
-                <w:sz w:val="19"/>
+                <w:sz w:val="22"/>
                 <w:szCs w:val="19"/>
               </w:rPr>
               <w:t xml:space="preserve">Price</w:t>
@@ -2533,7 +2542,7 @@
                 <w:rFonts w:ascii="Avenir Next" w:hAnsi="Avenir Next" w:cs="Avenir Next" w:eastAsia="Avenir Next"/>
                 <w:b/>
                 <w:color w:val="1A1A1A"/>
-                <w:sz w:val="19"/>
+                <w:sz w:val="22"/>
                 <w:szCs w:val="19"/>
               </w:rPr>
               <w:t xml:space="preserve">Size</w:t>
@@ -2556,7 +2565,7 @@
                 <w:rFonts w:ascii="Avenir Next" w:hAnsi="Avenir Next" w:cs="Avenir Next" w:eastAsia="Avenir Next"/>
                 <w:b/>
                 <w:color w:val="1A1A1A"/>
-                <w:sz w:val="19"/>
+                <w:sz w:val="22"/>
                 <w:szCs w:val="19"/>
               </w:rPr>
               <w:t xml:space="preserve">Unit price (per oz)</w:t>
@@ -2585,7 +2594,7 @@
                 <w:rFonts w:ascii="Avenir Next" w:hAnsi="Avenir Next" w:cs="Avenir Next" w:eastAsia="Avenir Next"/>
                 <w:b/>
                 <w:color w:val="1A1A1A"/>
-                <w:sz w:val="19"/>
+                <w:sz w:val="22"/>
                 <w:szCs w:val="19"/>
               </w:rPr>
               <w:t xml:space="preserve">Small box</w:t>
@@ -2606,7 +2615,7 @@
               <w:rPr>
                 <w:rFonts w:ascii="Avenir Next" w:hAnsi="Avenir Next" w:cs="Avenir Next" w:eastAsia="Avenir Next"/>
                 <w:color w:val="1A1A1A"/>
-                <w:sz w:val="19"/>
+                <w:sz w:val="22"/>
                 <w:szCs w:val="19"/>
               </w:rPr>
               <w:t xml:space="preserve">$3.60</w:t>
@@ -2627,7 +2636,7 @@
               <w:rPr>
                 <w:rFonts w:ascii="Avenir Next" w:hAnsi="Avenir Next" w:cs="Avenir Next" w:eastAsia="Avenir Next"/>
                 <w:color w:val="1A1A1A"/>
-                <w:sz w:val="19"/>
+                <w:sz w:val="22"/>
                 <w:szCs w:val="19"/>
               </w:rPr>
               <w:t xml:space="preserve">12 oz</w:t>
@@ -2667,7 +2676,7 @@
                 <w:rFonts w:ascii="Avenir Next" w:hAnsi="Avenir Next" w:cs="Avenir Next" w:eastAsia="Avenir Next"/>
                 <w:b/>
                 <w:color w:val="1A1A1A"/>
-                <w:sz w:val="19"/>
+                <w:sz w:val="22"/>
                 <w:szCs w:val="19"/>
               </w:rPr>
               <w:t xml:space="preserve">Large box</w:t>
@@ -2688,7 +2697,7 @@
               <w:rPr>
                 <w:rFonts w:ascii="Avenir Next" w:hAnsi="Avenir Next" w:cs="Avenir Next" w:eastAsia="Avenir Next"/>
                 <w:color w:val="1A1A1A"/>
-                <w:sz w:val="19"/>
+                <w:sz w:val="22"/>
                 <w:szCs w:val="19"/>
               </w:rPr>
               <w:t xml:space="preserve">$5.04</w:t>
@@ -2709,7 +2718,7 @@
               <w:rPr>
                 <w:rFonts w:ascii="Avenir Next" w:hAnsi="Avenir Next" w:cs="Avenir Next" w:eastAsia="Avenir Next"/>
                 <w:color w:val="1A1A1A"/>
-                <w:sz w:val="19"/>
+                <w:sz w:val="22"/>
                 <w:szCs w:val="19"/>
               </w:rPr>
               <w:t xml:space="preserve">18 oz</w:t>
@@ -2748,18 +2757,18 @@
           <w:rFonts w:ascii="Avenir Next" w:hAnsi="Avenir Next" w:cs="Avenir Next" w:eastAsia="Avenir Next"/>
           <w:b/>
           <w:color w:val="1A1A1A"/>
+          <w:sz w:val="22"/>
+          <w:szCs w:val="20"/>
+        </w:rPr>
+        <w:t xml:space="preserve">3.</w:t>
+      </w:r>
+      <w:r>
+        <w:rPr>
+          <w:rFonts w:ascii="Avenir Next" w:hAnsi="Avenir Next" w:cs="Avenir Next" w:eastAsia="Avenir Next"/>
+          <w:color w:val="1A1A1A"/>
           <w:sz w:val="20"/>
           <w:szCs w:val="20"/>
         </w:rPr>
-        <w:t xml:space="preserve">3.</w:t>
-      </w:r>
-      <w:r>
-        <w:rPr>
-          <w:rFonts w:ascii="Avenir Next" w:hAnsi="Avenir Next" w:cs="Avenir Next" w:eastAsia="Avenir Next"/>
-          <w:color w:val="1A1A1A"/>
-          <w:sz w:val="20"/>
-          <w:szCs w:val="20"/>
-        </w:rPr>
         <w:tab/>
       </w:r>
       <w:r>
@@ -2767,7 +2776,7 @@
           <w:rFonts w:ascii="Avenir Next" w:hAnsi="Avenir Next" w:cs="Avenir Next" w:eastAsia="Avenir Next"/>
           <w:b/>
           <w:color w:val="1A1A1A"/>
-          <w:sz w:val="20"/>
+          <w:sz w:val="22"/>
           <w:szCs w:val="20"/>
         </w:rPr>
         <w:t xml:space="preserve">Paint.  </w:t>
@@ -2776,7 +2785,7 @@
         <w:rPr>
           <w:rFonts w:ascii="Avenir Next" w:hAnsi="Avenir Next" w:cs="Avenir Next" w:eastAsia="Avenir Next"/>
           <w:color w:val="1A1A1A"/>
-          <w:sz w:val="20"/>
+          <w:sz w:val="22"/>
           <w:szCs w:val="20"/>
         </w:rPr>
         <w:t xml:space="preserve">A 2-gallon can of paint costs $46. A 5-gallon bucket costs $107.50.</w:t>
@@ -2796,10 +2805,28 @@
           <w:rFonts w:ascii="Avenir Next" w:hAnsi="Avenir Next" w:cs="Avenir Next" w:eastAsia="Avenir Next"/>
           <w:b/>
           <w:color w:val="003A70"/>
+          <w:sz w:val="22"/>
+          <w:szCs w:val="20"/>
+        </w:rPr>
+        <w:t xml:space="preserve">a.</w:t>
+      </w:r>
+      <w:r>
+        <w:rPr>
+          <w:rFonts w:ascii="Avenir Next" w:hAnsi="Avenir Next" w:cs="Avenir Next" w:eastAsia="Avenir Next"/>
+          <w:color w:val="1A1A1A"/>
           <w:sz w:val="20"/>
           <w:szCs w:val="20"/>
         </w:rPr>
-        <w:t xml:space="preserve">a.</w:t>
+        <w:tab/>
+      </w:r>
+      <w:r>
+        <w:rPr>
+          <w:rFonts w:ascii="Avenir Next" w:hAnsi="Avenir Next" w:cs="Avenir Next" w:eastAsia="Avenir Next"/>
+          <w:color w:val="1A1A1A"/>
+          <w:sz w:val="22"/>
+          <w:szCs w:val="20"/>
+        </w:rPr>
+        <w:t xml:space="preserve">Unit price of the can:</w:t>
       </w:r>
       <w:r>
         <w:rPr>
@@ -2808,7 +2835,7 @@
           <w:sz w:val="20"/>
           <w:szCs w:val="20"/>
         </w:rPr>
-        <w:tab/>
+        <w:t xml:space="preserve">  </w:t>
       </w:r>
       <w:r>
         <w:rPr>
@@ -2816,24 +2843,6 @@
           <w:color w:val="1A1A1A"/>
           <w:sz w:val="20"/>
           <w:szCs w:val="20"/>
-        </w:rPr>
-        <w:t xml:space="preserve">Unit price of the can:</w:t>
-      </w:r>
-      <w:r>
-        <w:rPr>
-          <w:rFonts w:ascii="Avenir Next" w:hAnsi="Avenir Next" w:cs="Avenir Next" w:eastAsia="Avenir Next"/>
-          <w:color w:val="1A1A1A"/>
-          <w:sz w:val="20"/>
-          <w:szCs w:val="20"/>
-        </w:rPr>
-        <w:t xml:space="preserve">  </w:t>
-      </w:r>
-      <w:r>
-        <w:rPr>
-          <w:rFonts w:ascii="Avenir Next" w:hAnsi="Avenir Next" w:cs="Avenir Next" w:eastAsia="Avenir Next"/>
-          <w:color w:val="1A1A1A"/>
-          <w:sz w:val="20"/>
-          <w:szCs w:val="20"/>
           <w:u w:val="single"/>
         </w:rPr>
         <w:t xml:space="preserve">                </w:t>
@@ -2842,7 +2851,7 @@
         <w:rPr>
           <w:rFonts w:ascii="Avenir Next" w:hAnsi="Avenir Next" w:cs="Avenir Next" w:eastAsia="Avenir Next"/>
           <w:color w:val="1A1A1A"/>
-          <w:sz w:val="20"/>
+          <w:sz w:val="22"/>
           <w:szCs w:val="20"/>
         </w:rPr>
         <w:t xml:space="preserve"> per gallon</w:t>
@@ -2862,10 +2871,28 @@
           <w:rFonts w:ascii="Avenir Next" w:hAnsi="Avenir Next" w:cs="Avenir Next" w:eastAsia="Avenir Next"/>
           <w:b/>
           <w:color w:val="003A70"/>
+          <w:sz w:val="22"/>
+          <w:szCs w:val="20"/>
+        </w:rPr>
+        <w:t xml:space="preserve">b.</w:t>
+      </w:r>
+      <w:r>
+        <w:rPr>
+          <w:rFonts w:ascii="Avenir Next" w:hAnsi="Avenir Next" w:cs="Avenir Next" w:eastAsia="Avenir Next"/>
+          <w:color w:val="1A1A1A"/>
           <w:sz w:val="20"/>
           <w:szCs w:val="20"/>
         </w:rPr>
-        <w:t xml:space="preserve">b.</w:t>
+        <w:tab/>
+      </w:r>
+      <w:r>
+        <w:rPr>
+          <w:rFonts w:ascii="Avenir Next" w:hAnsi="Avenir Next" w:cs="Avenir Next" w:eastAsia="Avenir Next"/>
+          <w:color w:val="1A1A1A"/>
+          <w:sz w:val="22"/>
+          <w:szCs w:val="20"/>
+        </w:rPr>
+        <w:t xml:space="preserve">Unit price of the bucket:</w:t>
       </w:r>
       <w:r>
         <w:rPr>
@@ -2874,7 +2901,7 @@
           <w:sz w:val="20"/>
           <w:szCs w:val="20"/>
         </w:rPr>
-        <w:tab/>
+        <w:t xml:space="preserve">  </w:t>
       </w:r>
       <w:r>
         <w:rPr>
@@ -2882,24 +2909,6 @@
           <w:color w:val="1A1A1A"/>
           <w:sz w:val="20"/>
           <w:szCs w:val="20"/>
-        </w:rPr>
-        <w:t xml:space="preserve">Unit price of the bucket:</w:t>
-      </w:r>
-      <w:r>
-        <w:rPr>
-          <w:rFonts w:ascii="Avenir Next" w:hAnsi="Avenir Next" w:cs="Avenir Next" w:eastAsia="Avenir Next"/>
-          <w:color w:val="1A1A1A"/>
-          <w:sz w:val="20"/>
-          <w:szCs w:val="20"/>
-        </w:rPr>
-        <w:t xml:space="preserve">  </w:t>
-      </w:r>
-      <w:r>
-        <w:rPr>
-          <w:rFonts w:ascii="Avenir Next" w:hAnsi="Avenir Next" w:cs="Avenir Next" w:eastAsia="Avenir Next"/>
-          <w:color w:val="1A1A1A"/>
-          <w:sz w:val="20"/>
-          <w:szCs w:val="20"/>
           <w:u w:val="single"/>
         </w:rPr>
         <w:t xml:space="preserve">                </w:t>
@@ -2908,7 +2917,7 @@
         <w:rPr>
           <w:rFonts w:ascii="Avenir Next" w:hAnsi="Avenir Next" w:cs="Avenir Next" w:eastAsia="Avenir Next"/>
           <w:color w:val="1A1A1A"/>
-          <w:sz w:val="20"/>
+          <w:sz w:val="22"/>
           <w:szCs w:val="20"/>
         </w:rPr>
         <w:t xml:space="preserve"> per gallon</w:t>
@@ -2928,10 +2937,28 @@
           <w:rFonts w:ascii="Avenir Next" w:hAnsi="Avenir Next" w:cs="Avenir Next" w:eastAsia="Avenir Next"/>
           <w:b/>
           <w:color w:val="003A70"/>
+          <w:sz w:val="22"/>
+          <w:szCs w:val="20"/>
+        </w:rPr>
+        <w:t xml:space="preserve">c.</w:t>
+      </w:r>
+      <w:r>
+        <w:rPr>
+          <w:rFonts w:ascii="Avenir Next" w:hAnsi="Avenir Next" w:cs="Avenir Next" w:eastAsia="Avenir Next"/>
+          <w:color w:val="1A1A1A"/>
           <w:sz w:val="20"/>
           <w:szCs w:val="20"/>
         </w:rPr>
-        <w:t xml:space="preserve">c.</w:t>
+        <w:tab/>
+      </w:r>
+      <w:r>
+        <w:rPr>
+          <w:rFonts w:ascii="Avenir Next" w:hAnsi="Avenir Next" w:cs="Avenir Next" w:eastAsia="Avenir Next"/>
+          <w:color w:val="1A1A1A"/>
+          <w:sz w:val="22"/>
+          <w:szCs w:val="20"/>
+        </w:rPr>
+        <w:t xml:space="preserve">How much do you save on each gallon with the bucket?</w:t>
       </w:r>
       <w:r>
         <w:rPr>
@@ -2940,7 +2967,7 @@
           <w:sz w:val="20"/>
           <w:szCs w:val="20"/>
         </w:rPr>
-        <w:tab/>
+        <w:t xml:space="preserve">  </w:t>
       </w:r>
       <w:r>
         <w:rPr>
@@ -2948,24 +2975,6 @@
           <w:color w:val="1A1A1A"/>
           <w:sz w:val="20"/>
           <w:szCs w:val="20"/>
-        </w:rPr>
-        <w:t xml:space="preserve">How much do you save on each gallon with the bucket?</w:t>
-      </w:r>
-      <w:r>
-        <w:rPr>
-          <w:rFonts w:ascii="Avenir Next" w:hAnsi="Avenir Next" w:cs="Avenir Next" w:eastAsia="Avenir Next"/>
-          <w:color w:val="1A1A1A"/>
-          <w:sz w:val="20"/>
-          <w:szCs w:val="20"/>
-        </w:rPr>
-        <w:t xml:space="preserve">  </w:t>
-      </w:r>
-      <w:r>
-        <w:rPr>
-          <w:rFonts w:ascii="Avenir Next" w:hAnsi="Avenir Next" w:cs="Avenir Next" w:eastAsia="Avenir Next"/>
-          <w:color w:val="1A1A1A"/>
-          <w:sz w:val="20"/>
-          <w:szCs w:val="20"/>
           <w:u w:val="single"/>
         </w:rPr>
         <w:t xml:space="preserve">                </w:t>
@@ -2974,7 +2983,7 @@
         <w:rPr>
           <w:rFonts w:ascii="Avenir Next" w:hAnsi="Avenir Next" w:cs="Avenir Next" w:eastAsia="Avenir Next"/>
           <w:color w:val="1A1A1A"/>
-          <w:sz w:val="20"/>
+          <w:sz w:val="22"/>
           <w:szCs w:val="20"/>
         </w:rPr>
         <w:t xml:space="preserve"> per gallon</w:t>
@@ -2999,18 +3008,18 @@
           <w:rFonts w:ascii="Avenir Next" w:hAnsi="Avenir Next" w:cs="Avenir Next" w:eastAsia="Avenir Next"/>
           <w:b/>
           <w:color w:val="1A1A1A"/>
+          <w:sz w:val="22"/>
+          <w:szCs w:val="20"/>
+        </w:rPr>
+        <w:t xml:space="preserve">4.</w:t>
+      </w:r>
+      <w:r>
+        <w:rPr>
+          <w:rFonts w:ascii="Avenir Next" w:hAnsi="Avenir Next" w:cs="Avenir Next" w:eastAsia="Avenir Next"/>
+          <w:color w:val="1A1A1A"/>
           <w:sz w:val="20"/>
           <w:szCs w:val="20"/>
         </w:rPr>
-        <w:t xml:space="preserve">4.</w:t>
-      </w:r>
-      <w:r>
-        <w:rPr>
-          <w:rFonts w:ascii="Avenir Next" w:hAnsi="Avenir Next" w:cs="Avenir Next" w:eastAsia="Avenir Next"/>
-          <w:color w:val="1A1A1A"/>
-          <w:sz w:val="20"/>
-          <w:szCs w:val="20"/>
-        </w:rPr>
         <w:tab/>
       </w:r>
       <w:r>
@@ -3018,7 +3027,7 @@
           <w:rFonts w:ascii="Avenir Next" w:hAnsi="Avenir Next" w:cs="Avenir Next" w:eastAsia="Avenir Next"/>
           <w:b/>
           <w:color w:val="1A1A1A"/>
-          <w:sz w:val="20"/>
+          <w:sz w:val="22"/>
           <w:szCs w:val="20"/>
         </w:rPr>
         <w:t xml:space="preserve">Notebooks.  </w:t>
@@ -3027,7 +3036,7 @@
         <w:rPr>
           <w:rFonts w:ascii="Avenir Next" w:hAnsi="Avenir Next" w:cs="Avenir Next" w:eastAsia="Avenir Next"/>
           <w:color w:val="1A1A1A"/>
-          <w:sz w:val="20"/>
+          <w:sz w:val="22"/>
           <w:szCs w:val="20"/>
         </w:rPr>
         <w:t xml:space="preserve">Store A sells 4 notebooks for $5.00. Store B sells 6 notebooks for $7.80.</w:t>
@@ -3047,10 +3056,28 @@
           <w:rFonts w:ascii="Avenir Next" w:hAnsi="Avenir Next" w:cs="Avenir Next" w:eastAsia="Avenir Next"/>
           <w:b/>
           <w:color w:val="003A70"/>
+          <w:sz w:val="22"/>
+          <w:szCs w:val="20"/>
+        </w:rPr>
+        <w:t xml:space="preserve">a.</w:t>
+      </w:r>
+      <w:r>
+        <w:rPr>
+          <w:rFonts w:ascii="Avenir Next" w:hAnsi="Avenir Next" w:cs="Avenir Next" w:eastAsia="Avenir Next"/>
+          <w:color w:val="1A1A1A"/>
           <w:sz w:val="20"/>
           <w:szCs w:val="20"/>
         </w:rPr>
-        <w:t xml:space="preserve">a.</w:t>
+        <w:tab/>
+      </w:r>
+      <w:r>
+        <w:rPr>
+          <w:rFonts w:ascii="Avenir Next" w:hAnsi="Avenir Next" w:cs="Avenir Next" w:eastAsia="Avenir Next"/>
+          <w:color w:val="1A1A1A"/>
+          <w:sz w:val="22"/>
+          <w:szCs w:val="20"/>
+        </w:rPr>
+        <w:t xml:space="preserve">Unit price:  Store A </w:t>
       </w:r>
       <w:r>
         <w:rPr>
@@ -3058,8 +3085,18 @@
           <w:color w:val="1A1A1A"/>
           <w:sz w:val="20"/>
           <w:szCs w:val="20"/>
-        </w:rPr>
-        <w:tab/>
+          <w:u w:val="single"/>
+        </w:rPr>
+        <w:t xml:space="preserve">         </w:t>
+      </w:r>
+      <w:r>
+        <w:rPr>
+          <w:rFonts w:ascii="Avenir Next" w:hAnsi="Avenir Next" w:cs="Avenir Next" w:eastAsia="Avenir Next"/>
+          <w:color w:val="1A1A1A"/>
+          <w:sz w:val="22"/>
+          <w:szCs w:val="20"/>
+        </w:rPr>
+        <w:t xml:space="preserve"> per notebook   Store B </w:t>
       </w:r>
       <w:r>
         <w:rPr>
@@ -3067,15 +3104,6 @@
           <w:color w:val="1A1A1A"/>
           <w:sz w:val="20"/>
           <w:szCs w:val="20"/>
-        </w:rPr>
-        <w:t xml:space="preserve">Unit price:  Store A </w:t>
-      </w:r>
-      <w:r>
-        <w:rPr>
-          <w:rFonts w:ascii="Avenir Next" w:hAnsi="Avenir Next" w:cs="Avenir Next" w:eastAsia="Avenir Next"/>
-          <w:color w:val="1A1A1A"/>
-          <w:sz w:val="20"/>
-          <w:szCs w:val="20"/>
           <w:u w:val="single"/>
         </w:rPr>
         <w:t xml:space="preserve">         </w:t>
@@ -3084,26 +3112,7 @@
         <w:rPr>
           <w:rFonts w:ascii="Avenir Next" w:hAnsi="Avenir Next" w:cs="Avenir Next" w:eastAsia="Avenir Next"/>
           <w:color w:val="1A1A1A"/>
-          <w:sz w:val="20"/>
-          <w:szCs w:val="20"/>
-        </w:rPr>
-        <w:t xml:space="preserve"> per notebook   Store B </w:t>
-      </w:r>
-      <w:r>
-        <w:rPr>
-          <w:rFonts w:ascii="Avenir Next" w:hAnsi="Avenir Next" w:cs="Avenir Next" w:eastAsia="Avenir Next"/>
-          <w:color w:val="1A1A1A"/>
-          <w:sz w:val="20"/>
-          <w:szCs w:val="20"/>
-          <w:u w:val="single"/>
-        </w:rPr>
-        <w:t xml:space="preserve">         </w:t>
-      </w:r>
-      <w:r>
-        <w:rPr>
-          <w:rFonts w:ascii="Avenir Next" w:hAnsi="Avenir Next" w:cs="Avenir Next" w:eastAsia="Avenir Next"/>
-          <w:color w:val="1A1A1A"/>
-          <w:sz w:val="20"/>
+          <w:sz w:val="22"/>
           <w:szCs w:val="20"/>
         </w:rPr>
         <w:t xml:space="preserve"> per notebook</w:t>
@@ -3123,25 +3132,25 @@
           <w:rFonts w:ascii="Avenir Next" w:hAnsi="Avenir Next" w:cs="Avenir Next" w:eastAsia="Avenir Next"/>
           <w:b/>
           <w:color w:val="003A70"/>
+          <w:sz w:val="22"/>
+          <w:szCs w:val="20"/>
+        </w:rPr>
+        <w:t xml:space="preserve">b.</w:t>
+      </w:r>
+      <w:r>
+        <w:rPr>
+          <w:rFonts w:ascii="Avenir Next" w:hAnsi="Avenir Next" w:cs="Avenir Next" w:eastAsia="Avenir Next"/>
+          <w:color w:val="1A1A1A"/>
           <w:sz w:val="20"/>
           <w:szCs w:val="20"/>
         </w:rPr>
-        <w:t xml:space="preserve">b.</w:t>
-      </w:r>
-      <w:r>
-        <w:rPr>
-          <w:rFonts w:ascii="Avenir Next" w:hAnsi="Avenir Next" w:cs="Avenir Next" w:eastAsia="Avenir Next"/>
-          <w:color w:val="1A1A1A"/>
-          <w:sz w:val="20"/>
-          <w:szCs w:val="20"/>
-        </w:rPr>
         <w:tab/>
       </w:r>
       <w:r>
         <w:rPr>
           <w:rFonts w:ascii="Avenir Next" w:hAnsi="Avenir Next" w:cs="Avenir Next" w:eastAsia="Avenir Next"/>
           <w:color w:val="1A1A1A"/>
-          <w:sz w:val="20"/>
+          <w:sz w:val="22"/>
           <w:szCs w:val="20"/>
         </w:rPr>
         <w:t xml:space="preserve">Which store has the better buy?</w:t>
@@ -3185,18 +3194,18 @@
           <w:rFonts w:ascii="Avenir Next" w:hAnsi="Avenir Next" w:cs="Avenir Next" w:eastAsia="Avenir Next"/>
           <w:b/>
           <w:color w:val="1A1A1A"/>
+          <w:sz w:val="22"/>
+          <w:szCs w:val="20"/>
+        </w:rPr>
+        <w:t xml:space="preserve">5.</w:t>
+      </w:r>
+      <w:r>
+        <w:rPr>
+          <w:rFonts w:ascii="Avenir Next" w:hAnsi="Avenir Next" w:cs="Avenir Next" w:eastAsia="Avenir Next"/>
+          <w:color w:val="1A1A1A"/>
           <w:sz w:val="20"/>
           <w:szCs w:val="20"/>
         </w:rPr>
-        <w:t xml:space="preserve">5.</w:t>
-      </w:r>
-      <w:r>
-        <w:rPr>
-          <w:rFonts w:ascii="Avenir Next" w:hAnsi="Avenir Next" w:cs="Avenir Next" w:eastAsia="Avenir Next"/>
-          <w:color w:val="1A1A1A"/>
-          <w:sz w:val="20"/>
-          <w:szCs w:val="20"/>
-        </w:rPr>
         <w:tab/>
       </w:r>
       <w:r>
@@ -3204,7 +3213,7 @@
           <w:rFonts w:ascii="Avenir Next" w:hAnsi="Avenir Next" w:cs="Avenir Next" w:eastAsia="Avenir Next"/>
           <w:b/>
           <w:color w:val="1A1A1A"/>
-          <w:sz w:val="20"/>
+          <w:sz w:val="22"/>
           <w:szCs w:val="20"/>
         </w:rPr>
         <w:t xml:space="preserve">Reasoning.  </w:t>
@@ -3213,7 +3222,7 @@
         <w:rPr>
           <w:rFonts w:ascii="Avenir Next" w:hAnsi="Avenir Next" w:cs="Avenir Next" w:eastAsia="Avenir Next"/>
           <w:color w:val="1A1A1A"/>
-          <w:sz w:val="20"/>
+          <w:sz w:val="22"/>
           <w:szCs w:val="20"/>
         </w:rPr>
         <w:t xml:space="preserve">Carmen says a 32-oz jar for $5.12 is a better buy than a 16-oz jar for $2.40 because bigger is cheaper. Is she right? Explain.</w:t>
@@ -3292,6 +3301,7 @@
     </w:p>
     <w:p>
       <w:pPr>
+        <w:pStyle w:val="Heading2"/>
         <w:keepNext/>
         <w:pBdr>
           <w:bottom w:val="single" w:sz="8" w:space="3" w:color="003A70"/>
@@ -3307,7 +3317,7 @@
           <w:b/>
           <w:color w:val="003A70"/>
           <w:spacing w:val="14"/>
-          <w:sz w:val="19"/>
+          <w:sz w:val="22"/>
           <w:szCs w:val="19"/>
         </w:rPr>
         <w:t xml:space="preserve">TEST PRACTICE</w:t>
@@ -3326,7 +3336,7 @@
           <w:rFonts w:ascii="Avenir Next" w:hAnsi="Avenir Next" w:cs="Avenir Next" w:eastAsia="Avenir Next"/>
           <w:i/>
           <w:color w:val="5A5F66"/>
-          <w:sz w:val="17"/>
+          <w:sz w:val="22"/>
           <w:szCs w:val="17"/>
         </w:rPr>
         <w:t xml:space="preserve">choose the best answer</w:t>
@@ -3346,25 +3356,25 @@
           <w:rFonts w:ascii="Avenir Next" w:hAnsi="Avenir Next" w:cs="Avenir Next" w:eastAsia="Avenir Next"/>
           <w:b/>
           <w:color w:val="1A1A1A"/>
+          <w:sz w:val="22"/>
+          <w:szCs w:val="20"/>
+        </w:rPr>
+        <w:t xml:space="preserve">6.</w:t>
+      </w:r>
+      <w:r>
+        <w:rPr>
+          <w:rFonts w:ascii="Avenir Next" w:hAnsi="Avenir Next" w:cs="Avenir Next" w:eastAsia="Avenir Next"/>
+          <w:color w:val="1A1A1A"/>
           <w:sz w:val="20"/>
           <w:szCs w:val="20"/>
         </w:rPr>
-        <w:t xml:space="preserve">6.</w:t>
-      </w:r>
-      <w:r>
-        <w:rPr>
-          <w:rFonts w:ascii="Avenir Next" w:hAnsi="Avenir Next" w:cs="Avenir Next" w:eastAsia="Avenir Next"/>
-          <w:color w:val="1A1A1A"/>
-          <w:sz w:val="20"/>
-          <w:szCs w:val="20"/>
-        </w:rPr>
         <w:tab/>
       </w:r>
       <w:r>
         <w:rPr>
           <w:rFonts w:ascii="Avenir Next" w:hAnsi="Avenir Next" w:cs="Avenir Next" w:eastAsia="Avenir Next"/>
           <w:color w:val="1A1A1A"/>
-          <w:sz w:val="20"/>
+          <w:sz w:val="22"/>
           <w:szCs w:val="20"/>
         </w:rPr>
         <w:t xml:space="preserve">Which bag of apples is the best buy?</w:t>
@@ -3420,25 +3430,25 @@
                 <w:rFonts w:ascii="Avenir Next" w:hAnsi="Avenir Next" w:cs="Avenir Next" w:eastAsia="Avenir Next"/>
                 <w:b/>
                 <w:color w:val="003A70"/>
+                <w:sz w:val="22"/>
+                <w:szCs w:val="19"/>
+              </w:rPr>
+              <w:t xml:space="preserve">A</w:t>
+            </w:r>
+            <w:r>
+              <w:rPr>
+                <w:rFonts w:ascii="Avenir Next" w:hAnsi="Avenir Next" w:cs="Avenir Next" w:eastAsia="Avenir Next"/>
+                <w:color w:val="1A1A1A"/>
                 <w:sz w:val="19"/>
                 <w:szCs w:val="19"/>
               </w:rPr>
-              <w:t xml:space="preserve">A</w:t>
-            </w:r>
-            <w:r>
-              <w:rPr>
-                <w:rFonts w:ascii="Avenir Next" w:hAnsi="Avenir Next" w:cs="Avenir Next" w:eastAsia="Avenir Next"/>
-                <w:color w:val="1A1A1A"/>
-                <w:sz w:val="19"/>
-                <w:szCs w:val="19"/>
-              </w:rPr>
               <w:tab/>
             </w:r>
             <w:r>
               <w:rPr>
                 <w:rFonts w:ascii="Avenir Next" w:hAnsi="Avenir Next" w:cs="Avenir Next" w:eastAsia="Avenir Next"/>
                 <w:color w:val="1A1A1A"/>
-                <w:sz w:val="19"/>
+                <w:sz w:val="22"/>
                 <w:szCs w:val="19"/>
               </w:rPr>
               <w:t xml:space="preserve">3 lb for $4.50</w:t>
@@ -3463,25 +3473,25 @@
                 <w:rFonts w:ascii="Avenir Next" w:hAnsi="Avenir Next" w:cs="Avenir Next" w:eastAsia="Avenir Next"/>
                 <w:b/>
                 <w:color w:val="003A70"/>
+                <w:sz w:val="22"/>
+                <w:szCs w:val="19"/>
+              </w:rPr>
+              <w:t xml:space="preserve">B</w:t>
+            </w:r>
+            <w:r>
+              <w:rPr>
+                <w:rFonts w:ascii="Avenir Next" w:hAnsi="Avenir Next" w:cs="Avenir Next" w:eastAsia="Avenir Next"/>
+                <w:color w:val="1A1A1A"/>
                 <w:sz w:val="19"/>
                 <w:szCs w:val="19"/>
               </w:rPr>
-              <w:t xml:space="preserve">B</w:t>
-            </w:r>
-            <w:r>
-              <w:rPr>
-                <w:rFonts w:ascii="Avenir Next" w:hAnsi="Avenir Next" w:cs="Avenir Next" w:eastAsia="Avenir Next"/>
-                <w:color w:val="1A1A1A"/>
-                <w:sz w:val="19"/>
-                <w:szCs w:val="19"/>
-              </w:rPr>
               <w:tab/>
             </w:r>
             <w:r>
               <w:rPr>
                 <w:rFonts w:ascii="Avenir Next" w:hAnsi="Avenir Next" w:cs="Avenir Next" w:eastAsia="Avenir Next"/>
                 <w:color w:val="1A1A1A"/>
-                <w:sz w:val="19"/>
+                <w:sz w:val="22"/>
                 <w:szCs w:val="19"/>
               </w:rPr>
               <w:t xml:space="preserve">5 lb for $7.00</w:t>
@@ -3506,25 +3516,25 @@
                 <w:rFonts w:ascii="Avenir Next" w:hAnsi="Avenir Next" w:cs="Avenir Next" w:eastAsia="Avenir Next"/>
                 <w:b/>
                 <w:color w:val="003A70"/>
+                <w:sz w:val="22"/>
+                <w:szCs w:val="19"/>
+              </w:rPr>
+              <w:t xml:space="preserve">C</w:t>
+            </w:r>
+            <w:r>
+              <w:rPr>
+                <w:rFonts w:ascii="Avenir Next" w:hAnsi="Avenir Next" w:cs="Avenir Next" w:eastAsia="Avenir Next"/>
+                <w:color w:val="1A1A1A"/>
                 <w:sz w:val="19"/>
                 <w:szCs w:val="19"/>
               </w:rPr>
-              <w:t xml:space="preserve">C</w:t>
-            </w:r>
-            <w:r>
-              <w:rPr>
-                <w:rFonts w:ascii="Avenir Next" w:hAnsi="Avenir Next" w:cs="Avenir Next" w:eastAsia="Avenir Next"/>
-                <w:color w:val="1A1A1A"/>
-                <w:sz w:val="19"/>
-                <w:szCs w:val="19"/>
-              </w:rPr>
               <w:tab/>
             </w:r>
             <w:r>
               <w:rPr>
                 <w:rFonts w:ascii="Avenir Next" w:hAnsi="Avenir Next" w:cs="Avenir Next" w:eastAsia="Avenir Next"/>
                 <w:color w:val="1A1A1A"/>
-                <w:sz w:val="19"/>
+                <w:sz w:val="22"/>
                 <w:szCs w:val="19"/>
               </w:rPr>
               <w:t xml:space="preserve">2 lb for $3.20</w:t>
@@ -3549,25 +3559,25 @@
                 <w:rFonts w:ascii="Avenir Next" w:hAnsi="Avenir Next" w:cs="Avenir Next" w:eastAsia="Avenir Next"/>
                 <w:b/>
                 <w:color w:val="003A70"/>
+                <w:sz w:val="22"/>
+                <w:szCs w:val="19"/>
+              </w:rPr>
+              <w:t xml:space="preserve">D</w:t>
+            </w:r>
+            <w:r>
+              <w:rPr>
+                <w:rFonts w:ascii="Avenir Next" w:hAnsi="Avenir Next" w:cs="Avenir Next" w:eastAsia="Avenir Next"/>
+                <w:color w:val="1A1A1A"/>
                 <w:sz w:val="19"/>
                 <w:szCs w:val="19"/>
               </w:rPr>
-              <w:t xml:space="preserve">D</w:t>
-            </w:r>
-            <w:r>
-              <w:rPr>
-                <w:rFonts w:ascii="Avenir Next" w:hAnsi="Avenir Next" w:cs="Avenir Next" w:eastAsia="Avenir Next"/>
-                <w:color w:val="1A1A1A"/>
-                <w:sz w:val="19"/>
-                <w:szCs w:val="19"/>
-              </w:rPr>
               <w:tab/>
             </w:r>
             <w:r>
               <w:rPr>
                 <w:rFonts w:ascii="Avenir Next" w:hAnsi="Avenir Next" w:cs="Avenir Next" w:eastAsia="Avenir Next"/>
                 <w:color w:val="1A1A1A"/>
-                <w:sz w:val="19"/>
+                <w:sz w:val="22"/>
                 <w:szCs w:val="19"/>
               </w:rPr>
               <w:t xml:space="preserve">4 lb for $6.40</w:t>
@@ -3595,25 +3605,25 @@
           <w:rFonts w:ascii="Avenir Next" w:hAnsi="Avenir Next" w:cs="Avenir Next" w:eastAsia="Avenir Next"/>
           <w:b/>
           <w:color w:val="1A1A1A"/>
+          <w:sz w:val="22"/>
+          <w:szCs w:val="20"/>
+        </w:rPr>
+        <w:t xml:space="preserve">7.</w:t>
+      </w:r>
+      <w:r>
+        <w:rPr>
+          <w:rFonts w:ascii="Avenir Next" w:hAnsi="Avenir Next" w:cs="Avenir Next" w:eastAsia="Avenir Next"/>
+          <w:color w:val="1A1A1A"/>
           <w:sz w:val="20"/>
           <w:szCs w:val="20"/>
         </w:rPr>
-        <w:t xml:space="preserve">7.</w:t>
-      </w:r>
-      <w:r>
-        <w:rPr>
-          <w:rFonts w:ascii="Avenir Next" w:hAnsi="Avenir Next" w:cs="Avenir Next" w:eastAsia="Avenir Next"/>
-          <w:color w:val="1A1A1A"/>
-          <w:sz w:val="20"/>
-          <w:szCs w:val="20"/>
-        </w:rPr>
         <w:tab/>
       </w:r>
       <w:r>
         <w:rPr>
           <w:rFonts w:ascii="Avenir Next" w:hAnsi="Avenir Next" w:cs="Avenir Next" w:eastAsia="Avenir Next"/>
           <w:color w:val="1A1A1A"/>
-          <w:sz w:val="20"/>
+          <w:sz w:val="22"/>
           <w:szCs w:val="20"/>
         </w:rPr>
         <w:t xml:space="preserve">A pack of 12 water bottles costs $5.40. What is the price per bottle?</w:t>
@@ -3669,25 +3679,25 @@
                 <w:rFonts w:ascii="Avenir Next" w:hAnsi="Avenir Next" w:cs="Avenir Next" w:eastAsia="Avenir Next"/>
                 <w:b/>
                 <w:color w:val="003A70"/>
+                <w:sz w:val="22"/>
+                <w:szCs w:val="19"/>
+              </w:rPr>
+              <w:t xml:space="preserve">A</w:t>
+            </w:r>
+            <w:r>
+              <w:rPr>
+                <w:rFonts w:ascii="Avenir Next" w:hAnsi="Avenir Next" w:cs="Avenir Next" w:eastAsia="Avenir Next"/>
+                <w:color w:val="1A1A1A"/>
                 <w:sz w:val="19"/>
                 <w:szCs w:val="19"/>
               </w:rPr>
-              <w:t xml:space="preserve">A</w:t>
-            </w:r>
-            <w:r>
-              <w:rPr>
-                <w:rFonts w:ascii="Avenir Next" w:hAnsi="Avenir Next" w:cs="Avenir Next" w:eastAsia="Avenir Next"/>
-                <w:color w:val="1A1A1A"/>
-                <w:sz w:val="19"/>
-                <w:szCs w:val="19"/>
-              </w:rPr>
               <w:tab/>
             </w:r>
             <w:r>
               <w:rPr>
                 <w:rFonts w:ascii="Avenir Next" w:hAnsi="Avenir Next" w:cs="Avenir Next" w:eastAsia="Avenir Next"/>
                 <w:color w:val="1A1A1A"/>
-                <w:sz w:val="19"/>
+                <w:sz w:val="22"/>
                 <w:szCs w:val="19"/>
               </w:rPr>
               <w:t xml:space="preserve">$0.45</w:t>
@@ -3712,25 +3722,25 @@
                 <w:rFonts w:ascii="Avenir Next" w:hAnsi="Avenir Next" w:cs="Avenir Next" w:eastAsia="Avenir Next"/>
                 <w:b/>
                 <w:color w:val="003A70"/>
+                <w:sz w:val="22"/>
+                <w:szCs w:val="19"/>
+              </w:rPr>
+              <w:t xml:space="preserve">B</w:t>
+            </w:r>
+            <w:r>
+              <w:rPr>
+                <w:rFonts w:ascii="Avenir Next" w:hAnsi="Avenir Next" w:cs="Avenir Next" w:eastAsia="Avenir Next"/>
+                <w:color w:val="1A1A1A"/>
                 <w:sz w:val="19"/>
                 <w:szCs w:val="19"/>
               </w:rPr>
-              <w:t xml:space="preserve">B</w:t>
-            </w:r>
-            <w:r>
-              <w:rPr>
-                <w:rFonts w:ascii="Avenir Next" w:hAnsi="Avenir Next" w:cs="Avenir Next" w:eastAsia="Avenir Next"/>
-                <w:color w:val="1A1A1A"/>
-                <w:sz w:val="19"/>
-                <w:szCs w:val="19"/>
-              </w:rPr>
               <w:tab/>
             </w:r>
             <w:r>
               <w:rPr>
                 <w:rFonts w:ascii="Avenir Next" w:hAnsi="Avenir Next" w:cs="Avenir Next" w:eastAsia="Avenir Next"/>
                 <w:color w:val="1A1A1A"/>
-                <w:sz w:val="19"/>
+                <w:sz w:val="22"/>
                 <w:szCs w:val="19"/>
               </w:rPr>
               <w:t xml:space="preserve">$2.22</w:t>
@@ -3755,25 +3765,25 @@
                 <w:rFonts w:ascii="Avenir Next" w:hAnsi="Avenir Next" w:cs="Avenir Next" w:eastAsia="Avenir Next"/>
                 <w:b/>
                 <w:color w:val="003A70"/>
+                <w:sz w:val="22"/>
+                <w:szCs w:val="19"/>
+              </w:rPr>
+              <w:t xml:space="preserve">C</w:t>
+            </w:r>
+            <w:r>
+              <w:rPr>
+                <w:rFonts w:ascii="Avenir Next" w:hAnsi="Avenir Next" w:cs="Avenir Next" w:eastAsia="Avenir Next"/>
+                <w:color w:val="1A1A1A"/>
                 <w:sz w:val="19"/>
                 <w:szCs w:val="19"/>
               </w:rPr>
-              <w:t xml:space="preserve">C</w:t>
-            </w:r>
-            <w:r>
-              <w:rPr>
-                <w:rFonts w:ascii="Avenir Next" w:hAnsi="Avenir Next" w:cs="Avenir Next" w:eastAsia="Avenir Next"/>
-                <w:color w:val="1A1A1A"/>
-                <w:sz w:val="19"/>
-                <w:szCs w:val="19"/>
-              </w:rPr>
               <w:tab/>
             </w:r>
             <w:r>
               <w:rPr>
                 <w:rFonts w:ascii="Avenir Next" w:hAnsi="Avenir Next" w:cs="Avenir Next" w:eastAsia="Avenir Next"/>
                 <w:color w:val="1A1A1A"/>
-                <w:sz w:val="19"/>
+                <w:sz w:val="22"/>
                 <w:szCs w:val="19"/>
               </w:rPr>
               <w:t xml:space="preserve">$4.50</w:t>
@@ -3798,25 +3808,25 @@
                 <w:rFonts w:ascii="Avenir Next" w:hAnsi="Avenir Next" w:cs="Avenir Next" w:eastAsia="Avenir Next"/>
                 <w:b/>
                 <w:color w:val="003A70"/>
+                <w:sz w:val="22"/>
+                <w:szCs w:val="19"/>
+              </w:rPr>
+              <w:t xml:space="preserve">D</w:t>
+            </w:r>
+            <w:r>
+              <w:rPr>
+                <w:rFonts w:ascii="Avenir Next" w:hAnsi="Avenir Next" w:cs="Avenir Next" w:eastAsia="Avenir Next"/>
+                <w:color w:val="1A1A1A"/>
                 <w:sz w:val="19"/>
                 <w:szCs w:val="19"/>
               </w:rPr>
-              <w:t xml:space="preserve">D</w:t>
-            </w:r>
-            <w:r>
-              <w:rPr>
-                <w:rFonts w:ascii="Avenir Next" w:hAnsi="Avenir Next" w:cs="Avenir Next" w:eastAsia="Avenir Next"/>
-                <w:color w:val="1A1A1A"/>
-                <w:sz w:val="19"/>
-                <w:szCs w:val="19"/>
-              </w:rPr>
               <w:tab/>
             </w:r>
             <w:r>
               <w:rPr>
                 <w:rFonts w:ascii="Avenir Next" w:hAnsi="Avenir Next" w:cs="Avenir Next" w:eastAsia="Avenir Next"/>
                 <w:color w:val="1A1A1A"/>
-                <w:sz w:val="19"/>
+                <w:sz w:val="22"/>
                 <w:szCs w:val="19"/>
               </w:rPr>
               <w:t xml:space="preserve">$64.80</w:t>
@@ -3874,6 +3884,7 @@
           </w:tcPr>
           <w:p>
             <w:pPr>
+              <w:pStyle w:val="Heading2"/>
               <w:spacing w:before="0" w:after="0" w:line="240" w:lineRule="auto"/>
             </w:pPr>
             <w:r>
@@ -3911,7 +3922,7 @@
               <w:rPr>
                 <w:rFonts w:ascii="Avenir Next" w:hAnsi="Avenir Next" w:cs="Avenir Next" w:eastAsia="Avenir Next"/>
                 <w:color w:val="1A1A1A"/>
-                <w:sz w:val="17"/>
+                <w:sz w:val="22"/>
                 <w:szCs w:val="17"/>
               </w:rPr>
               <w:t xml:space="preserve">  I can do this on my own</w:t>
@@ -3940,7 +3951,7 @@
               <w:rPr>
                 <w:rFonts w:ascii="Avenir Next" w:hAnsi="Avenir Next" w:cs="Avenir Next" w:eastAsia="Avenir Next"/>
                 <w:color w:val="1A1A1A"/>
-                <w:sz w:val="17"/>
+                <w:sz w:val="22"/>
                 <w:szCs w:val="17"/>
               </w:rPr>
               <w:t xml:space="preserve">  I need a little help</w:t>
@@ -3969,7 +3980,7 @@
               <w:rPr>
                 <w:rFonts w:ascii="Avenir Next" w:hAnsi="Avenir Next" w:cs="Avenir Next" w:eastAsia="Avenir Next"/>
                 <w:color w:val="1A1A1A"/>
-                <w:sz w:val="17"/>
+                <w:sz w:val="22"/>
                 <w:szCs w:val="17"/>
               </w:rPr>
               <w:t xml:space="preserve">  I have a question about #</w:t>
@@ -4007,7 +4018,7 @@
         <w:rPr>
           <w:rFonts w:ascii="Avenir Next" w:hAnsi="Avenir Next" w:cs="Avenir Next" w:eastAsia="Avenir Next"/>
           <w:color w:val="5A5F66"/>
-          <w:sz w:val="17"/>
+          <w:sz w:val="22"/>
           <w:szCs w:val="17"/>
         </w:rPr>
         <w:t xml:space="preserve">Compare two sizes of the same item at home or in a store ad. Which is the better buy?</w:t>
@@ -4101,7 +4112,106 @@
               <w:sz w:val="15"/>
               <w:szCs w:val="15"/>
             </w:rPr>
-            <w:t xml:space="preserve">Lesson 3-2  ·  Homework Packet</w:t>
+            <w:t xml:space="preserve">3-2 · Page </w:t>
+          </w:r>
+          <w:r>
+            <w:rPr>
+              <w:rFonts w:ascii="Avenir Next" w:hAnsi="Avenir Next" w:cs="Avenir Next" w:eastAsia="Avenir Next"/>
+              <w:color w:val="5A5F66"/>
+              <w:sz w:val="15"/>
+              <w:szCs w:val="15"/>
+            </w:rPr>
+            <w:fldChar w:fldCharType="begin"/>
+          </w:r>
+          <w:r>
+            <w:rPr>
+              <w:rFonts w:ascii="Avenir Next" w:hAnsi="Avenir Next" w:cs="Avenir Next" w:eastAsia="Avenir Next"/>
+              <w:color w:val="5A5F66"/>
+              <w:sz w:val="15"/>
+              <w:szCs w:val="15"/>
+            </w:rPr>
+            <w:instrText xml:space="preserve"> PAGE </w:instrText>
+          </w:r>
+          <w:r>
+            <w:rPr>
+              <w:rFonts w:ascii="Avenir Next" w:hAnsi="Avenir Next" w:cs="Avenir Next" w:eastAsia="Avenir Next"/>
+              <w:color w:val="5A5F66"/>
+              <w:sz w:val="15"/>
+              <w:szCs w:val="15"/>
+            </w:rPr>
+            <w:fldChar w:fldCharType="separate"/>
+          </w:r>
+          <w:r>
+            <w:rPr>
+              <w:rFonts w:ascii="Avenir Next" w:hAnsi="Avenir Next" w:cs="Avenir Next" w:eastAsia="Avenir Next"/>
+              <w:color w:val="5A5F66"/>
+              <w:sz w:val="15"/>
+              <w:szCs w:val="15"/>
+            </w:rPr>
+            <w:t xml:space="preserve">1</w:t>
+          </w:r>
+          <w:r>
+            <w:rPr>
+              <w:rFonts w:ascii="Avenir Next" w:hAnsi="Avenir Next" w:cs="Avenir Next" w:eastAsia="Avenir Next"/>
+              <w:color w:val="5A5F66"/>
+              <w:sz w:val="15"/>
+              <w:szCs w:val="15"/>
+            </w:rPr>
+            <w:fldChar w:fldCharType="end"/>
+          </w:r>
+          <w:r>
+            <w:rPr>
+              <w:rFonts w:ascii="Avenir Next" w:hAnsi="Avenir Next" w:cs="Avenir Next" w:eastAsia="Avenir Next"/>
+              <w:color w:val="5A5F66"/>
+              <w:sz w:val="15"/>
+              <w:szCs w:val="15"/>
+            </w:rPr>
+            <w:t xml:space="preserve"> of </w:t>
+          </w:r>
+          <w:r>
+            <w:rPr>
+              <w:rFonts w:ascii="Avenir Next" w:hAnsi="Avenir Next" w:cs="Avenir Next" w:eastAsia="Avenir Next"/>
+              <w:color w:val="5A5F66"/>
+              <w:sz w:val="15"/>
+              <w:szCs w:val="15"/>
+            </w:rPr>
+            <w:fldChar w:fldCharType="begin"/>
+          </w:r>
+          <w:r>
+            <w:rPr>
+              <w:rFonts w:ascii="Avenir Next" w:hAnsi="Avenir Next" w:cs="Avenir Next" w:eastAsia="Avenir Next"/>
+              <w:color w:val="5A5F66"/>
+              <w:sz w:val="15"/>
+              <w:szCs w:val="15"/>
+            </w:rPr>
+            <w:instrText xml:space="preserve"> NUMPAGES </w:instrText>
+          </w:r>
+          <w:r>
+            <w:rPr>
+              <w:rFonts w:ascii="Avenir Next" w:hAnsi="Avenir Next" w:cs="Avenir Next" w:eastAsia="Avenir Next"/>
+              <w:color w:val="5A5F66"/>
+              <w:sz w:val="15"/>
+              <w:szCs w:val="15"/>
+            </w:rPr>
+            <w:fldChar w:fldCharType="separate"/>
+          </w:r>
+          <w:r>
+            <w:rPr>
+              <w:rFonts w:ascii="Avenir Next" w:hAnsi="Avenir Next" w:cs="Avenir Next" w:eastAsia="Avenir Next"/>
+              <w:color w:val="5A5F66"/>
+              <w:sz w:val="15"/>
+              <w:szCs w:val="15"/>
+            </w:rPr>
+            <w:t xml:space="preserve">1</w:t>
+          </w:r>
+          <w:r>
+            <w:rPr>
+              <w:rFonts w:ascii="Avenir Next" w:hAnsi="Avenir Next" w:cs="Avenir Next" w:eastAsia="Avenir Next"/>
+              <w:color w:val="5A5F66"/>
+              <w:sz w:val="15"/>
+              <w:szCs w:val="15"/>
+            </w:rPr>
+            <w:fldChar w:fldCharType="end"/>
           </w:r>
         </w:p>
       </w:tc>
@@ -4144,5 +4254,23 @@
       </w:tblCellMar>
     </w:tblPr>
   </w:style>
+  <w:style w:type="paragraph" w:styleId="Heading1">
+    <w:name w:val="heading 1"/>
+    <w:basedOn w:val="Normal"/>
+    <w:pPr>
+      <w:outlineLvl w:val="0"/>
+      <w:keepNext w:val="0"/>
+      <w:keepLines w:val="0"/>
+    </w:pPr>
+  </w:style>
+  <w:style w:type="paragraph" w:styleId="Heading2">
+    <w:name w:val="heading 2"/>
+    <w:basedOn w:val="Normal"/>
+    <w:pPr>
+      <w:outlineLvl w:val="1"/>
+      <w:keepNext w:val="0"/>
+      <w:keepLines w:val="0"/>
+    </w:pPr>
+  </w:style>
 </w:styles>
 </file>